--- a/fuentes/CFA3_41730056_DU.docx
+++ b/fuentes/CFA3_41730056_DU.docx
@@ -10181,7 +10181,7 @@
                 <w:rFonts w:cs="Calibri"/>
                 <w:szCs w:val="24"/>
               </w:rPr>
-              <w:t>Dirección General</w:t>
+              <w:t>Centro Agroturístico - Regional Santander</w:t>
             </w:r>
           </w:p>
         </w:tc>
@@ -16591,6 +16591,17 @@
 </file>
 
 <file path=customXml/item1.xml><?xml version="1.0" encoding="utf-8"?>
+<p:properties xmlns:p="http://schemas.microsoft.com/office/2006/metadata/properties" xmlns:xsi="http://www.w3.org/2001/XMLSchema-instance" xmlns:pc="http://schemas.microsoft.com/office/infopath/2007/PartnerControls">
+  <documentManagement>
+    <TaxCatchAll xmlns="13c90a0b-73bc-4dc0-be5f-28d77b615beb" xsi:nil="true"/>
+    <lcf76f155ced4ddcb4097134ff3c332f xmlns="13c93bba-48ce-428c-bfe5-88b42c19b028">
+      <Terms xmlns="http://schemas.microsoft.com/office/infopath/2007/PartnerControls"/>
+    </lcf76f155ced4ddcb4097134ff3c332f>
+  </documentManagement>
+</p:properties>
+</file>
+
+<file path=customXml/item2.xml><?xml version="1.0" encoding="utf-8"?>
 <b:Sources xmlns:b="http://schemas.openxmlformats.org/officeDocument/2006/bibliography" xmlns="http://schemas.openxmlformats.org/officeDocument/2006/bibliography" SelectedStyle="\APASixthEditionOfficeOnline.xsl" StyleName="APA" Version="6">
   <b:Source>
     <b:Tag>Mue12</b:Tag>
@@ -17101,48 +17112,31 @@
 </b:Sources>
 </file>
 
-<file path=customXml/item2.xml><?xml version="1.0" encoding="utf-8"?>
-<p:properties xmlns:p="http://schemas.microsoft.com/office/2006/metadata/properties" xmlns:xsi="http://www.w3.org/2001/XMLSchema-instance" xmlns:pc="http://schemas.microsoft.com/office/infopath/2007/PartnerControls">
-  <documentManagement>
-    <TaxCatchAll xmlns="adccf511-daff-4bcb-9072-914cedbf4c7e" xsi:nil="true"/>
-    <lcf76f155ced4ddcb4097134ff3c332f xmlns="a70d3c18-0869-45a1-9f75-4b4b8f0f32be">
-      <Terms xmlns="http://schemas.microsoft.com/office/infopath/2007/PartnerControls"/>
-    </lcf76f155ced4ddcb4097134ff3c332f>
-  </documentManagement>
-</p:properties>
-</file>
-
 <file path=customXml/item3.xml><?xml version="1.0" encoding="utf-8"?>
-<?mso-contentType ?>
-<FormTemplates xmlns="http://schemas.microsoft.com/sharepoint/v3/contenttype/forms">
-  <Display>DocumentLibraryForm</Display>
-  <Edit>DocumentLibraryForm</Edit>
-  <New>DocumentLibraryForm</New>
-</FormTemplates>
-</file>
-
-<file path=customXml/item4.xml><?xml version="1.0" encoding="utf-8"?>
-<ct:contentTypeSchema xmlns:ct="http://schemas.microsoft.com/office/2006/metadata/contentType" xmlns:ma="http://schemas.microsoft.com/office/2006/metadata/properties/metaAttributes" ct:_="" ma:_="" ma:contentTypeName="Documento" ma:contentTypeID="0x010100FC2B1768DD5A774EB396CCAB0DE361C1" ma:contentTypeVersion="12" ma:contentTypeDescription="Crear nuevo documento." ma:contentTypeScope="" ma:versionID="d4a546b22d2924edabf51241cf3422b8">
-  <xsd:schema xmlns:xsd="http://www.w3.org/2001/XMLSchema" xmlns:xs="http://www.w3.org/2001/XMLSchema" xmlns:p="http://schemas.microsoft.com/office/2006/metadata/properties" xmlns:ns2="a70d3c18-0869-45a1-9f75-4b4b8f0f32be" xmlns:ns3="adccf511-daff-4bcb-9072-914cedbf4c7e" targetNamespace="http://schemas.microsoft.com/office/2006/metadata/properties" ma:root="true" ma:fieldsID="e29002b2d9ca820e89c57fc59ec70c79" ns2:_="" ns3:_="">
-    <xsd:import namespace="a70d3c18-0869-45a1-9f75-4b4b8f0f32be"/>
-    <xsd:import namespace="adccf511-daff-4bcb-9072-914cedbf4c7e"/>
+<ct:contentTypeSchema xmlns:ct="http://schemas.microsoft.com/office/2006/metadata/contentType" xmlns:ma="http://schemas.microsoft.com/office/2006/metadata/properties/metaAttributes" ct:_="" ma:_="" ma:contentTypeName="Documento" ma:contentTypeID="0x0101006A81D6BD42E8DF4C91013959704817E1" ma:contentTypeVersion="15" ma:contentTypeDescription="Crear nuevo documento." ma:contentTypeScope="" ma:versionID="bf4f72ffd194f0963ff564daca6869f7">
+  <xsd:schema xmlns:xsd="http://www.w3.org/2001/XMLSchema" xmlns:xs="http://www.w3.org/2001/XMLSchema" xmlns:p="http://schemas.microsoft.com/office/2006/metadata/properties" xmlns:ns2="13c90a0b-73bc-4dc0-be5f-28d77b615beb" xmlns:ns3="13c93bba-48ce-428c-bfe5-88b42c19b028" targetNamespace="http://schemas.microsoft.com/office/2006/metadata/properties" ma:root="true" ma:fieldsID="8718d6f4873a5b1392a45044efa78385" ns2:_="" ns3:_="">
+    <xsd:import namespace="13c90a0b-73bc-4dc0-be5f-28d77b615beb"/>
+    <xsd:import namespace="13c93bba-48ce-428c-bfe5-88b42c19b028"/>
     <xsd:element name="properties">
       <xsd:complexType>
         <xsd:sequence>
           <xsd:element name="documentManagement">
             <xsd:complexType>
               <xsd:all>
-                <xsd:element ref="ns2:MediaServiceMetadata" minOccurs="0"/>
-                <xsd:element ref="ns2:MediaServiceFastMetadata" minOccurs="0"/>
-                <xsd:element ref="ns2:MediaServiceSearchProperties" minOccurs="0"/>
-                <xsd:element ref="ns2:MediaServiceDateTaken" minOccurs="0"/>
-                <xsd:element ref="ns2:MediaServiceGenerationTime" minOccurs="0"/>
-                <xsd:element ref="ns2:MediaServiceEventHashCode" minOccurs="0"/>
-                <xsd:element ref="ns2:MediaLengthInSeconds" minOccurs="0"/>
-                <xsd:element ref="ns2:lcf76f155ced4ddcb4097134ff3c332f" minOccurs="0"/>
-                <xsd:element ref="ns3:TaxCatchAll" minOccurs="0"/>
-                <xsd:element ref="ns2:MediaServiceOCR" minOccurs="0"/>
-                <xsd:element ref="ns2:MediaServiceBillingMetadata" minOccurs="0"/>
+                <xsd:element ref="ns2:SharedWithUsers" minOccurs="0"/>
+                <xsd:element ref="ns2:SharedWithDetails" minOccurs="0"/>
+                <xsd:element ref="ns3:MediaServiceMetadata" minOccurs="0"/>
+                <xsd:element ref="ns3:MediaServiceFastMetadata" minOccurs="0"/>
+                <xsd:element ref="ns3:MediaServiceSearchProperties" minOccurs="0"/>
+                <xsd:element ref="ns3:MediaServiceObjectDetectorVersions" minOccurs="0"/>
+                <xsd:element ref="ns3:MediaServiceDateTaken" minOccurs="0"/>
+                <xsd:element ref="ns3:MediaServiceGenerationTime" minOccurs="0"/>
+                <xsd:element ref="ns3:MediaServiceEventHashCode" minOccurs="0"/>
+                <xsd:element ref="ns3:MediaLengthInSeconds" minOccurs="0"/>
+                <xsd:element ref="ns3:lcf76f155ced4ddcb4097134ff3c332f" minOccurs="0"/>
+                <xsd:element ref="ns2:TaxCatchAll" minOccurs="0"/>
+                <xsd:element ref="ns3:MediaServiceOCR" minOccurs="0"/>
+                <xsd:element ref="ns3:MediaServiceLocation" minOccurs="0"/>
               </xsd:all>
             </xsd:complexType>
           </xsd:element>
@@ -17150,68 +17144,36 @@
       </xsd:complexType>
     </xsd:element>
   </xsd:schema>
-  <xsd:schema xmlns:xsd="http://www.w3.org/2001/XMLSchema" xmlns:xs="http://www.w3.org/2001/XMLSchema" xmlns:dms="http://schemas.microsoft.com/office/2006/documentManagement/types" xmlns:pc="http://schemas.microsoft.com/office/infopath/2007/PartnerControls" targetNamespace="a70d3c18-0869-45a1-9f75-4b4b8f0f32be" elementFormDefault="qualified">
+  <xsd:schema xmlns:xsd="http://www.w3.org/2001/XMLSchema" xmlns:xs="http://www.w3.org/2001/XMLSchema" xmlns:dms="http://schemas.microsoft.com/office/2006/documentManagement/types" xmlns:pc="http://schemas.microsoft.com/office/infopath/2007/PartnerControls" targetNamespace="13c90a0b-73bc-4dc0-be5f-28d77b615beb" elementFormDefault="qualified">
     <xsd:import namespace="http://schemas.microsoft.com/office/2006/documentManagement/types"/>
     <xsd:import namespace="http://schemas.microsoft.com/office/infopath/2007/PartnerControls"/>
-    <xsd:element name="MediaServiceMetadata" ma:index="8" nillable="true" ma:displayName="MediaServiceMetadata" ma:hidden="true" ma:internalName="MediaServiceMetadata" ma:readOnly="true">
-      <xsd:simpleType>
-        <xsd:restriction base="dms:Note"/>
-      </xsd:simpleType>
-    </xsd:element>
-    <xsd:element name="MediaServiceFastMetadata" ma:index="9" nillable="true" ma:displayName="MediaServiceFastMetadata" ma:hidden="true" ma:internalName="MediaServiceFastMetadata" ma:readOnly="true">
-      <xsd:simpleType>
-        <xsd:restriction base="dms:Note"/>
-      </xsd:simpleType>
-    </xsd:element>
-    <xsd:element name="MediaServiceSearchProperties" ma:index="10" nillable="true" ma:displayName="MediaServiceSearchProperties" ma:hidden="true" ma:internalName="MediaServiceSearchProperties" ma:readOnly="true">
-      <xsd:simpleType>
-        <xsd:restriction base="dms:Note"/>
-      </xsd:simpleType>
-    </xsd:element>
-    <xsd:element name="MediaServiceDateTaken" ma:index="11" nillable="true" ma:displayName="MediaServiceDateTaken" ma:hidden="true" ma:indexed="true" ma:internalName="MediaServiceDateTaken" ma:readOnly="true">
-      <xsd:simpleType>
-        <xsd:restriction base="dms:Text"/>
-      </xsd:simpleType>
-    </xsd:element>
-    <xsd:element name="MediaServiceGenerationTime" ma:index="12" nillable="true" ma:displayName="MediaServiceGenerationTime" ma:hidden="true" ma:internalName="MediaServiceGenerationTime" ma:readOnly="true">
-      <xsd:simpleType>
-        <xsd:restriction base="dms:Text"/>
-      </xsd:simpleType>
-    </xsd:element>
-    <xsd:element name="MediaServiceEventHashCode" ma:index="13" nillable="true" ma:displayName="MediaServiceEventHashCode" ma:hidden="true" ma:internalName="MediaServiceEventHashCode" ma:readOnly="true">
-      <xsd:simpleType>
-        <xsd:restriction base="dms:Text"/>
-      </xsd:simpleType>
-    </xsd:element>
-    <xsd:element name="MediaLengthInSeconds" ma:index="14" nillable="true" ma:displayName="MediaLengthInSeconds" ma:hidden="true" ma:internalName="MediaLengthInSeconds" ma:readOnly="true">
-      <xsd:simpleType>
-        <xsd:restriction base="dms:Unknown"/>
-      </xsd:simpleType>
-    </xsd:element>
-    <xsd:element name="lcf76f155ced4ddcb4097134ff3c332f" ma:index="16" nillable="true" ma:taxonomy="true" ma:internalName="lcf76f155ced4ddcb4097134ff3c332f" ma:taxonomyFieldName="MediaServiceImageTags" ma:displayName="Etiquetas de imagen" ma:readOnly="false" ma:fieldId="{5cf76f15-5ced-4ddc-b409-7134ff3c332f}" ma:taxonomyMulti="true" ma:sspId="d33c8c81-5745-4931-bcc4-c2aeafe86780" ma:termSetId="09814cd3-568e-fe90-9814-8d621ff8fb84" ma:anchorId="fba54fb3-c3e1-fe81-a776-ca4b69148c4d" ma:open="true" ma:isKeyword="false">
+    <xsd:element name="SharedWithUsers" ma:index="8" nillable="true" ma:displayName="Compartido con" ma:internalName="SharedWithUsers" ma:readOnly="true">
       <xsd:complexType>
-        <xsd:sequence>
-          <xsd:element ref="pc:Terms" minOccurs="0" maxOccurs="1"/>
-        </xsd:sequence>
+        <xsd:complexContent>
+          <xsd:extension base="dms:UserMulti">
+            <xsd:sequence>
+              <xsd:element name="UserInfo" minOccurs="0" maxOccurs="unbounded">
+                <xsd:complexType>
+                  <xsd:sequence>
+                    <xsd:element name="DisplayName" type="xsd:string" minOccurs="0"/>
+                    <xsd:element name="AccountId" type="dms:UserId" minOccurs="0" nillable="true"/>
+                    <xsd:element name="AccountType" type="xsd:string" minOccurs="0"/>
+                  </xsd:sequence>
+                </xsd:complexType>
+              </xsd:element>
+            </xsd:sequence>
+          </xsd:extension>
+        </xsd:complexContent>
       </xsd:complexType>
     </xsd:element>
-    <xsd:element name="MediaServiceOCR" ma:index="18" nillable="true" ma:displayName="Extracted Text" ma:internalName="MediaServiceOCR" ma:readOnly="true">
+    <xsd:element name="SharedWithDetails" ma:index="9" nillable="true" ma:displayName="Detalles de uso compartido" ma:internalName="SharedWithDetails" ma:readOnly="true">
       <xsd:simpleType>
         <xsd:restriction base="dms:Note">
           <xsd:maxLength value="255"/>
         </xsd:restriction>
       </xsd:simpleType>
     </xsd:element>
-    <xsd:element name="MediaServiceBillingMetadata" ma:index="19" nillable="true" ma:displayName="MediaServiceBillingMetadata" ma:hidden="true" ma:internalName="MediaServiceBillingMetadata" ma:readOnly="true">
-      <xsd:simpleType>
-        <xsd:restriction base="dms:Note"/>
-      </xsd:simpleType>
-    </xsd:element>
-  </xsd:schema>
-  <xsd:schema xmlns:xsd="http://www.w3.org/2001/XMLSchema" xmlns:xs="http://www.w3.org/2001/XMLSchema" xmlns:dms="http://schemas.microsoft.com/office/2006/documentManagement/types" xmlns:pc="http://schemas.microsoft.com/office/infopath/2007/PartnerControls" targetNamespace="adccf511-daff-4bcb-9072-914cedbf4c7e" elementFormDefault="qualified">
-    <xsd:import namespace="http://schemas.microsoft.com/office/2006/documentManagement/types"/>
-    <xsd:import namespace="http://schemas.microsoft.com/office/infopath/2007/PartnerControls"/>
-    <xsd:element name="TaxCatchAll" ma:index="17" nillable="true" ma:displayName="Taxonomy Catch All Column" ma:hidden="true" ma:list="{d55fdbc5-1632-489d-aeea-ba6fd7407963}" ma:internalName="TaxCatchAll" ma:showField="CatchAllData" ma:web="adccf511-daff-4bcb-9072-914cedbf4c7e">
+    <xsd:element name="TaxCatchAll" ma:index="20" nillable="true" ma:displayName="Taxonomy Catch All Column" ma:hidden="true" ma:list="{a42ca037-5d13-4729-aeec-4237f141d2d6}" ma:internalName="TaxCatchAll" ma:showField="CatchAllData" ma:web="13c90a0b-73bc-4dc0-be5f-28d77b615beb">
       <xsd:complexType>
         <xsd:complexContent>
           <xsd:extension base="dms:MultiChoiceLookup">
@@ -17221,6 +17183,69 @@
           </xsd:extension>
         </xsd:complexContent>
       </xsd:complexType>
+    </xsd:element>
+  </xsd:schema>
+  <xsd:schema xmlns:xsd="http://www.w3.org/2001/XMLSchema" xmlns:xs="http://www.w3.org/2001/XMLSchema" xmlns:dms="http://schemas.microsoft.com/office/2006/documentManagement/types" xmlns:pc="http://schemas.microsoft.com/office/infopath/2007/PartnerControls" targetNamespace="13c93bba-48ce-428c-bfe5-88b42c19b028" elementFormDefault="qualified">
+    <xsd:import namespace="http://schemas.microsoft.com/office/2006/documentManagement/types"/>
+    <xsd:import namespace="http://schemas.microsoft.com/office/infopath/2007/PartnerControls"/>
+    <xsd:element name="MediaServiceMetadata" ma:index="10" nillable="true" ma:displayName="MediaServiceMetadata" ma:hidden="true" ma:internalName="MediaServiceMetadata" ma:readOnly="true">
+      <xsd:simpleType>
+        <xsd:restriction base="dms:Note"/>
+      </xsd:simpleType>
+    </xsd:element>
+    <xsd:element name="MediaServiceFastMetadata" ma:index="11" nillable="true" ma:displayName="MediaServiceFastMetadata" ma:hidden="true" ma:internalName="MediaServiceFastMetadata" ma:readOnly="true">
+      <xsd:simpleType>
+        <xsd:restriction base="dms:Note"/>
+      </xsd:simpleType>
+    </xsd:element>
+    <xsd:element name="MediaServiceSearchProperties" ma:index="12" nillable="true" ma:displayName="MediaServiceSearchProperties" ma:hidden="true" ma:internalName="MediaServiceSearchProperties" ma:readOnly="true">
+      <xsd:simpleType>
+        <xsd:restriction base="dms:Note"/>
+      </xsd:simpleType>
+    </xsd:element>
+    <xsd:element name="MediaServiceObjectDetectorVersions" ma:index="13" nillable="true" ma:displayName="MediaServiceObjectDetectorVersions" ma:hidden="true" ma:indexed="true" ma:internalName="MediaServiceObjectDetectorVersions" ma:readOnly="true">
+      <xsd:simpleType>
+        <xsd:restriction base="dms:Text"/>
+      </xsd:simpleType>
+    </xsd:element>
+    <xsd:element name="MediaServiceDateTaken" ma:index="14" nillable="true" ma:displayName="MediaServiceDateTaken" ma:hidden="true" ma:indexed="true" ma:internalName="MediaServiceDateTaken" ma:readOnly="true">
+      <xsd:simpleType>
+        <xsd:restriction base="dms:Text"/>
+      </xsd:simpleType>
+    </xsd:element>
+    <xsd:element name="MediaServiceGenerationTime" ma:index="15" nillable="true" ma:displayName="MediaServiceGenerationTime" ma:hidden="true" ma:internalName="MediaServiceGenerationTime" ma:readOnly="true">
+      <xsd:simpleType>
+        <xsd:restriction base="dms:Text"/>
+      </xsd:simpleType>
+    </xsd:element>
+    <xsd:element name="MediaServiceEventHashCode" ma:index="16" nillable="true" ma:displayName="MediaServiceEventHashCode" ma:hidden="true" ma:internalName="MediaServiceEventHashCode" ma:readOnly="true">
+      <xsd:simpleType>
+        <xsd:restriction base="dms:Text"/>
+      </xsd:simpleType>
+    </xsd:element>
+    <xsd:element name="MediaLengthInSeconds" ma:index="17" nillable="true" ma:displayName="MediaLengthInSeconds" ma:hidden="true" ma:internalName="MediaLengthInSeconds" ma:readOnly="true">
+      <xsd:simpleType>
+        <xsd:restriction base="dms:Unknown"/>
+      </xsd:simpleType>
+    </xsd:element>
+    <xsd:element name="lcf76f155ced4ddcb4097134ff3c332f" ma:index="19" nillable="true" ma:taxonomy="true" ma:internalName="lcf76f155ced4ddcb4097134ff3c332f" ma:taxonomyFieldName="MediaServiceImageTags" ma:displayName="Etiquetas de imagen" ma:readOnly="false" ma:fieldId="{5cf76f15-5ced-4ddc-b409-7134ff3c332f}" ma:taxonomyMulti="true" ma:sspId="d33c8c81-5745-4931-bcc4-c2aeafe86780" ma:termSetId="09814cd3-568e-fe90-9814-8d621ff8fb84" ma:anchorId="fba54fb3-c3e1-fe81-a776-ca4b69148c4d" ma:open="true" ma:isKeyword="false">
+      <xsd:complexType>
+        <xsd:sequence>
+          <xsd:element ref="pc:Terms" minOccurs="0" maxOccurs="1"/>
+        </xsd:sequence>
+      </xsd:complexType>
+    </xsd:element>
+    <xsd:element name="MediaServiceOCR" ma:index="21" nillable="true" ma:displayName="Extracted Text" ma:internalName="MediaServiceOCR" ma:readOnly="true">
+      <xsd:simpleType>
+        <xsd:restriction base="dms:Note">
+          <xsd:maxLength value="255"/>
+        </xsd:restriction>
+      </xsd:simpleType>
+    </xsd:element>
+    <xsd:element name="MediaServiceLocation" ma:index="22" nillable="true" ma:displayName="Location" ma:description="" ma:indexed="true" ma:internalName="MediaServiceLocation" ma:readOnly="true">
+      <xsd:simpleType>
+        <xsd:restriction base="dms:Text"/>
+      </xsd:simpleType>
     </xsd:element>
   </xsd:schema>
   <xsd:schema xmlns="http://schemas.openxmlformats.org/package/2006/metadata/core-properties" xmlns:xsd="http://www.w3.org/2001/XMLSchema" xmlns:xsi="http://www.w3.org/2001/XMLSchema-instance" xmlns:dc="http://purl.org/dc/elements/1.1/" xmlns:dcterms="http://purl.org/dc/terms/" xmlns:odoc="http://schemas.microsoft.com/internal/obd" targetNamespace="http://schemas.openxmlformats.org/package/2006/metadata/core-properties" elementFormDefault="qualified" attributeFormDefault="unqualified" blockDefault="#all">
@@ -17322,15 +17347,16 @@
 </ct:contentTypeSchema>
 </file>
 
-<file path=customXml/itemProps1.xml><?xml version="1.0" encoding="utf-8"?>
-<ds:datastoreItem xmlns:ds="http://schemas.openxmlformats.org/officeDocument/2006/customXml" ds:itemID="{84F3832F-79D0-40EC-924E-4EC5D33B7AFB}">
-  <ds:schemaRefs>
-    <ds:schemaRef ds:uri="http://schemas.openxmlformats.org/officeDocument/2006/bibliography"/>
-  </ds:schemaRefs>
-</ds:datastoreItem>
+<file path=customXml/item4.xml><?xml version="1.0" encoding="utf-8"?>
+<?mso-contentType ?>
+<FormTemplates xmlns="http://schemas.microsoft.com/sharepoint/v3/contenttype/forms">
+  <Display>DocumentLibraryForm</Display>
+  <Edit>DocumentLibraryForm</Edit>
+  <New>DocumentLibraryForm</New>
+</FormTemplates>
 </file>
 
-<file path=customXml/itemProps2.xml><?xml version="1.0" encoding="utf-8"?>
+<file path=customXml/itemProps1.xml><?xml version="1.0" encoding="utf-8"?>
 <ds:datastoreItem xmlns:ds="http://schemas.openxmlformats.org/officeDocument/2006/customXml" ds:itemID="{1145D752-ACC1-45E1-AB53-0C756F67FC7F}">
   <ds:schemaRefs>
     <ds:schemaRef ds:uri="http://schemas.microsoft.com/office/2006/metadata/properties"/>
@@ -17341,29 +17367,22 @@
 </ds:datastoreItem>
 </file>
 
+<file path=customXml/itemProps2.xml><?xml version="1.0" encoding="utf-8"?>
+<ds:datastoreItem xmlns:ds="http://schemas.openxmlformats.org/officeDocument/2006/customXml" ds:itemID="{84F3832F-79D0-40EC-924E-4EC5D33B7AFB}">
+  <ds:schemaRefs>
+    <ds:schemaRef ds:uri="http://schemas.openxmlformats.org/officeDocument/2006/bibliography"/>
+  </ds:schemaRefs>
+</ds:datastoreItem>
+</file>
+
 <file path=customXml/itemProps3.xml><?xml version="1.0" encoding="utf-8"?>
+<ds:datastoreItem xmlns:ds="http://schemas.openxmlformats.org/officeDocument/2006/customXml" ds:itemID="{825CDF64-38D9-48C0-B041-FEEE809F17CF}"/>
+</file>
+
+<file path=customXml/itemProps4.xml><?xml version="1.0" encoding="utf-8"?>
 <ds:datastoreItem xmlns:ds="http://schemas.openxmlformats.org/officeDocument/2006/customXml" ds:itemID="{81CBDEC1-3B00-44ED-AD36-0268077980BA}">
   <ds:schemaRefs>
     <ds:schemaRef ds:uri="http://schemas.microsoft.com/sharepoint/v3/contenttype/forms"/>
   </ds:schemaRefs>
 </ds:datastoreItem>
-</file>
-
-<file path=customXml/itemProps4.xml><?xml version="1.0" encoding="utf-8"?>
-<ds:datastoreItem xmlns:ds="http://schemas.openxmlformats.org/officeDocument/2006/customXml" ds:itemID="{996434B9-CC1E-4468-A086-AA07C2AF1350}">
-  <ds:schemaRefs>
-    <ds:schemaRef ds:uri="http://schemas.microsoft.com/office/2006/metadata/contentType"/>
-    <ds:schemaRef ds:uri="http://schemas.microsoft.com/office/2006/metadata/properties/metaAttributes"/>
-    <ds:schemaRef ds:uri="http://www.w3.org/2001/XMLSchema"/>
-    <ds:schemaRef ds:uri="http://schemas.microsoft.com/office/2006/metadata/properties"/>
-    <ds:schemaRef ds:uri="a70d3c18-0869-45a1-9f75-4b4b8f0f32be"/>
-    <ds:schemaRef ds:uri="adccf511-daff-4bcb-9072-914cedbf4c7e"/>
-    <ds:schemaRef ds:uri="http://schemas.microsoft.com/office/2006/documentManagement/types"/>
-    <ds:schemaRef ds:uri="http://schemas.microsoft.com/office/infopath/2007/PartnerControls"/>
-    <ds:schemaRef ds:uri="http://schemas.openxmlformats.org/package/2006/metadata/core-properties"/>
-    <ds:schemaRef ds:uri="http://purl.org/dc/elements/1.1/"/>
-    <ds:schemaRef ds:uri="http://purl.org/dc/terms/"/>
-    <ds:schemaRef ds:uri="http://schemas.microsoft.com/internal/obd"/>
-  </ds:schemaRefs>
-</ds:datastoreItem>
 </file>
--- a/fuentes/CFA3_41730056_DU.docx
+++ b/fuentes/CFA3_41730056_DU.docx
@@ -2401,7 +2401,21 @@
         <w:rPr>
           <w:rStyle w:val="Extranjerismo"/>
         </w:rPr>
-        <w:t>Value Proposition Canvas y el Lean</w:t>
+        <w:t xml:space="preserve">Value Proposition Canvas y </w:t>
+      </w:r>
+      <w:proofErr w:type="spellStart"/>
+      <w:r>
+        <w:rPr>
+          <w:rStyle w:val="Extranjerismo"/>
+        </w:rPr>
+        <w:t>el</w:t>
+      </w:r>
+      <w:proofErr w:type="spellEnd"/>
+      <w:r>
+        <w:rPr>
+          <w:rStyle w:val="Extranjerismo"/>
+        </w:rPr>
+        <w:t xml:space="preserve"> Lean</w:t>
       </w:r>
       <w:r>
         <w:rPr>
@@ -2672,9 +2686,27 @@
             <w:r>
               <w:t>Herramientas como el </w:t>
             </w:r>
-            <w:r>
-              <w:t>Value Proposition Canvas</w:t>
-            </w:r>
+            <w:proofErr w:type="spellStart"/>
+            <w:r>
+              <w:t>Value</w:t>
+            </w:r>
+            <w:proofErr w:type="spellEnd"/>
+            <w:r>
+              <w:t> </w:t>
+            </w:r>
+            <w:proofErr w:type="spellStart"/>
+            <w:r>
+              <w:t>Proposition</w:t>
+            </w:r>
+            <w:proofErr w:type="spellEnd"/>
+            <w:r>
+              <w:t> </w:t>
+            </w:r>
+            <w:proofErr w:type="spellStart"/>
+            <w:r>
+              <w:t>Canvas</w:t>
+            </w:r>
+            <w:proofErr w:type="spellEnd"/>
             <w:r>
               <w:t xml:space="preserve"> o </w:t>
             </w:r>
@@ -2685,8 +2717,13 @@
               <w:t>l </w:t>
             </w:r>
             <w:r>
-              <w:t>Lean Canvas</w:t>
-            </w:r>
+              <w:t>Lean </w:t>
+            </w:r>
+            <w:proofErr w:type="spellStart"/>
+            <w:r>
+              <w:t>Canvas</w:t>
+            </w:r>
+            <w:proofErr w:type="spellEnd"/>
             <w:r>
               <w:t xml:space="preserve"> permiten definir esa promesa hacia el usuario y la sociedad. Comunicar el valor es tan importante como crearlo.  </w:t>
             </w:r>
@@ -3032,6 +3069,7 @@
           <w:lang w:val="es-419" w:eastAsia="es-CO"/>
         </w:rPr>
       </w:pPr>
+      <w:proofErr w:type="spellStart"/>
       <w:r>
         <w:rPr>
           <w:rStyle w:val="Extranjerismo"/>
@@ -3039,107 +3077,9 @@
           <w:bCs/>
           <w:lang w:val="es-419" w:eastAsia="es-CO"/>
         </w:rPr>
-        <w:t>Value Proposition Canvas</w:t>
-      </w:r>
-      <w:r>
-        <w:rPr>
-          <w:b/>
-          <w:bCs/>
-          <w:lang w:val="es-419" w:eastAsia="es-CO"/>
-        </w:rPr>
-        <w:t xml:space="preserve"> (Lienzo de propuesta de valor)</w:t>
-      </w:r>
-    </w:p>
-    <w:p>
-      <w:pPr>
-        <w:rPr>
-          <w:lang w:val="es-419" w:eastAsia="es-CO"/>
-        </w:rPr>
-      </w:pPr>
-      <w:r>
-        <w:rPr>
-          <w:lang w:val="es-419" w:eastAsia="es-CO"/>
-        </w:rPr>
-        <w:t xml:space="preserve">El </w:t>
-      </w:r>
-      <w:r>
-        <w:rPr>
-          <w:rStyle w:val="Extranjerismo"/>
-          <w:lang w:val="es-419" w:eastAsia="es-CO"/>
-        </w:rPr>
-        <w:t>Value Proposition Canvas</w:t>
-      </w:r>
-      <w:r>
-        <w:rPr>
-          <w:lang w:val="es-419" w:eastAsia="es-CO"/>
-        </w:rPr>
-        <w:t xml:space="preserve"> es un método desarrollado por Alexander Osterwalder cuyo propósito es definir la propuesta de valor de nuestra solución o iniciativa de innovación en salud. Consiste en una representación visual donde contrastamos las necesidades de nuestros usuarios con el producto o servicio que le ofrecemos. En esta, el usuario es el centro del análisis, por lo que debemos tener en cuenta que lo que sea que vayamos a ofrecerle, tenga sentido y cubra una necesidad en específico. </w:t>
-      </w:r>
-    </w:p>
-    <w:p>
-      <w:pPr>
-        <w:rPr>
-          <w:lang w:val="es-419" w:eastAsia="es-CO"/>
-        </w:rPr>
-      </w:pPr>
-      <w:r>
-        <w:rPr>
-          <w:lang w:val="es-419" w:eastAsia="es-CO"/>
-        </w:rPr>
-        <w:t xml:space="preserve">El lienzo del </w:t>
-      </w:r>
-      <w:r>
-        <w:rPr>
-          <w:rStyle w:val="Extranjerismo"/>
-          <w:lang w:val="es-419" w:eastAsia="es-CO"/>
-        </w:rPr>
-        <w:t>Value Proposition Canvas</w:t>
-      </w:r>
-      <w:r>
-        <w:rPr>
-          <w:lang w:val="es-419" w:eastAsia="es-CO"/>
-        </w:rPr>
-        <w:t xml:space="preserve"> se divide en dos bloques principales, que son el bloque del usuario y el bloque del producto. Al desarrollar ambos, podemos </w:t>
-      </w:r>
-      <w:r>
-        <w:rPr>
-          <w:lang w:val="es-419" w:eastAsia="es-CO"/>
-        </w:rPr>
-        <w:lastRenderedPageBreak/>
-        <w:t>validar si nuestra propuesta de valor tendrá éxito, o si por el contrario debemos replantearla.</w:t>
-      </w:r>
-    </w:p>
-    <w:p>
-      <w:pPr>
-        <w:rPr>
-          <w:b/>
-          <w:bCs/>
-          <w:lang w:val="es-419" w:eastAsia="es-CO"/>
-        </w:rPr>
-      </w:pPr>
-      <w:r>
-        <w:rPr>
-          <w:b/>
-          <w:bCs/>
-          <w:lang w:val="es-419" w:eastAsia="es-CO"/>
-        </w:rPr>
-        <w:t>Bloque del usuario o cliente</w:t>
-      </w:r>
-      <w:r>
-        <w:rPr>
-          <w:b/>
-          <w:bCs/>
-          <w:lang w:val="es-419" w:eastAsia="es-CO"/>
-        </w:rPr>
-        <w:t>:</w:t>
-      </w:r>
-    </w:p>
-    <w:p>
-      <w:pPr>
-        <w:rPr>
-          <w:lang w:val="es-419" w:eastAsia="es-CO"/>
-        </w:rPr>
-      </w:pPr>
+        <w:t>Value</w:t>
+      </w:r>
+      <w:proofErr w:type="spellEnd"/>
       <w:r>
         <w:rPr>
           <w:rStyle w:val="Extranjerismo"/>
@@ -3147,7 +3087,225 @@
           <w:bCs/>
           <w:lang w:val="es-419" w:eastAsia="es-CO"/>
         </w:rPr>
-        <w:t>Customer Jobs</w:t>
+        <w:t xml:space="preserve"> </w:t>
+      </w:r>
+      <w:proofErr w:type="spellStart"/>
+      <w:r>
+        <w:rPr>
+          <w:rStyle w:val="Extranjerismo"/>
+          <w:b/>
+          <w:bCs/>
+          <w:lang w:val="es-419" w:eastAsia="es-CO"/>
+        </w:rPr>
+        <w:t>Proposition</w:t>
+      </w:r>
+      <w:proofErr w:type="spellEnd"/>
+      <w:r>
+        <w:rPr>
+          <w:rStyle w:val="Extranjerismo"/>
+          <w:b/>
+          <w:bCs/>
+          <w:lang w:val="es-419" w:eastAsia="es-CO"/>
+        </w:rPr>
+        <w:t xml:space="preserve"> </w:t>
+      </w:r>
+      <w:proofErr w:type="spellStart"/>
+      <w:r>
+        <w:rPr>
+          <w:rStyle w:val="Extranjerismo"/>
+          <w:b/>
+          <w:bCs/>
+          <w:lang w:val="es-419" w:eastAsia="es-CO"/>
+        </w:rPr>
+        <w:t>Canvas</w:t>
+      </w:r>
+      <w:proofErr w:type="spellEnd"/>
+      <w:r>
+        <w:rPr>
+          <w:b/>
+          <w:bCs/>
+          <w:lang w:val="es-419" w:eastAsia="es-CO"/>
+        </w:rPr>
+        <w:t xml:space="preserve"> (Lienzo de propuesta de valor)</w:t>
+      </w:r>
+    </w:p>
+    <w:p>
+      <w:pPr>
+        <w:rPr>
+          <w:lang w:val="es-419" w:eastAsia="es-CO"/>
+        </w:rPr>
+      </w:pPr>
+      <w:r>
+        <w:rPr>
+          <w:lang w:val="es-419" w:eastAsia="es-CO"/>
+        </w:rPr>
+        <w:t xml:space="preserve">El </w:t>
+      </w:r>
+      <w:proofErr w:type="spellStart"/>
+      <w:r>
+        <w:rPr>
+          <w:rStyle w:val="Extranjerismo"/>
+          <w:lang w:val="es-419" w:eastAsia="es-CO"/>
+        </w:rPr>
+        <w:t>Value</w:t>
+      </w:r>
+      <w:proofErr w:type="spellEnd"/>
+      <w:r>
+        <w:rPr>
+          <w:rStyle w:val="Extranjerismo"/>
+          <w:lang w:val="es-419" w:eastAsia="es-CO"/>
+        </w:rPr>
+        <w:t xml:space="preserve"> </w:t>
+      </w:r>
+      <w:proofErr w:type="spellStart"/>
+      <w:r>
+        <w:rPr>
+          <w:rStyle w:val="Extranjerismo"/>
+          <w:lang w:val="es-419" w:eastAsia="es-CO"/>
+        </w:rPr>
+        <w:t>Proposition</w:t>
+      </w:r>
+      <w:proofErr w:type="spellEnd"/>
+      <w:r>
+        <w:rPr>
+          <w:rStyle w:val="Extranjerismo"/>
+          <w:lang w:val="es-419" w:eastAsia="es-CO"/>
+        </w:rPr>
+        <w:t xml:space="preserve"> </w:t>
+      </w:r>
+      <w:proofErr w:type="spellStart"/>
+      <w:r>
+        <w:rPr>
+          <w:rStyle w:val="Extranjerismo"/>
+          <w:lang w:val="es-419" w:eastAsia="es-CO"/>
+        </w:rPr>
+        <w:t>Canvas</w:t>
+      </w:r>
+      <w:proofErr w:type="spellEnd"/>
+      <w:r>
+        <w:rPr>
+          <w:lang w:val="es-419" w:eastAsia="es-CO"/>
+        </w:rPr>
+        <w:t xml:space="preserve"> es un método desarrollado por Alexander Osterwalder cuyo propósito es definir la propuesta de valor de nuestra solución o iniciativa de innovación en salud. Consiste en una representación visual donde contrastamos las necesidades de nuestros usuarios con el producto o servicio que le ofrecemos. En esta, el usuario es el centro del análisis, por lo que debemos tener en cuenta que lo que sea que vayamos a ofrecerle, tenga sentido y cubra una necesidad en específico. </w:t>
+      </w:r>
+    </w:p>
+    <w:p>
+      <w:pPr>
+        <w:rPr>
+          <w:lang w:val="es-419" w:eastAsia="es-CO"/>
+        </w:rPr>
+      </w:pPr>
+      <w:r>
+        <w:rPr>
+          <w:lang w:val="es-419" w:eastAsia="es-CO"/>
+        </w:rPr>
+        <w:t xml:space="preserve">El lienzo del </w:t>
+      </w:r>
+      <w:proofErr w:type="spellStart"/>
+      <w:r>
+        <w:rPr>
+          <w:rStyle w:val="Extranjerismo"/>
+          <w:lang w:val="es-419" w:eastAsia="es-CO"/>
+        </w:rPr>
+        <w:t>Value</w:t>
+      </w:r>
+      <w:proofErr w:type="spellEnd"/>
+      <w:r>
+        <w:rPr>
+          <w:rStyle w:val="Extranjerismo"/>
+          <w:lang w:val="es-419" w:eastAsia="es-CO"/>
+        </w:rPr>
+        <w:t xml:space="preserve"> </w:t>
+      </w:r>
+      <w:proofErr w:type="spellStart"/>
+      <w:r>
+        <w:rPr>
+          <w:rStyle w:val="Extranjerismo"/>
+          <w:lang w:val="es-419" w:eastAsia="es-CO"/>
+        </w:rPr>
+        <w:t>Proposition</w:t>
+      </w:r>
+      <w:proofErr w:type="spellEnd"/>
+      <w:r>
+        <w:rPr>
+          <w:rStyle w:val="Extranjerismo"/>
+          <w:lang w:val="es-419" w:eastAsia="es-CO"/>
+        </w:rPr>
+        <w:t xml:space="preserve"> </w:t>
+      </w:r>
+      <w:proofErr w:type="spellStart"/>
+      <w:r>
+        <w:rPr>
+          <w:rStyle w:val="Extranjerismo"/>
+          <w:lang w:val="es-419" w:eastAsia="es-CO"/>
+        </w:rPr>
+        <w:t>Canvas</w:t>
+      </w:r>
+      <w:proofErr w:type="spellEnd"/>
+      <w:r>
+        <w:rPr>
+          <w:lang w:val="es-419" w:eastAsia="es-CO"/>
+        </w:rPr>
+        <w:t xml:space="preserve"> se divide en dos bloques principales, que son el bloque del usuario y el bloque del producto. Al desarrollar ambos, podemos </w:t>
+      </w:r>
+      <w:r>
+        <w:rPr>
+          <w:lang w:val="es-419" w:eastAsia="es-CO"/>
+        </w:rPr>
+        <w:lastRenderedPageBreak/>
+        <w:t>validar si nuestra propuesta de valor tendrá éxito, o si por el contrario debemos replantearla.</w:t>
+      </w:r>
+    </w:p>
+    <w:p>
+      <w:pPr>
+        <w:rPr>
+          <w:b/>
+          <w:bCs/>
+          <w:lang w:val="es-419" w:eastAsia="es-CO"/>
+        </w:rPr>
+      </w:pPr>
+      <w:r>
+        <w:rPr>
+          <w:b/>
+          <w:bCs/>
+          <w:lang w:val="es-419" w:eastAsia="es-CO"/>
+        </w:rPr>
+        <w:t>Bloque del usuario o cliente</w:t>
+      </w:r>
+      <w:r>
+        <w:rPr>
+          <w:b/>
+          <w:bCs/>
+          <w:lang w:val="es-419" w:eastAsia="es-CO"/>
+        </w:rPr>
+        <w:t>:</w:t>
+      </w:r>
+    </w:p>
+    <w:p>
+      <w:pPr>
+        <w:rPr>
+          <w:lang w:val="es-419" w:eastAsia="es-CO"/>
+        </w:rPr>
+      </w:pPr>
+      <w:proofErr w:type="spellStart"/>
+      <w:r>
+        <w:rPr>
+          <w:rStyle w:val="Extranjerismo"/>
+          <w:b/>
+          <w:bCs/>
+          <w:lang w:val="es-419" w:eastAsia="es-CO"/>
+        </w:rPr>
+        <w:t>Customer</w:t>
+      </w:r>
+      <w:proofErr w:type="spellEnd"/>
+      <w:r>
+        <w:rPr>
+          <w:rStyle w:val="Extranjerismo"/>
+          <w:b/>
+          <w:bCs/>
+          <w:lang w:val="es-419" w:eastAsia="es-CO"/>
+        </w:rPr>
+        <w:t xml:space="preserve"> Jobs</w:t>
       </w:r>
       <w:r>
         <w:rPr>
@@ -3230,6 +3388,7 @@
           <w:lang w:val="es-419" w:eastAsia="es-CO"/>
         </w:rPr>
       </w:pPr>
+      <w:proofErr w:type="spellStart"/>
       <w:r>
         <w:rPr>
           <w:rStyle w:val="Extranjerismo"/>
@@ -3237,7 +3396,17 @@
           <w:bCs/>
           <w:lang w:val="es-419" w:eastAsia="es-CO"/>
         </w:rPr>
-        <w:t xml:space="preserve">Pains </w:t>
+        <w:t>Pains</w:t>
+      </w:r>
+      <w:proofErr w:type="spellEnd"/>
+      <w:r>
+        <w:rPr>
+          <w:rStyle w:val="Extranjerismo"/>
+          <w:b/>
+          <w:bCs/>
+          <w:lang w:val="es-419" w:eastAsia="es-CO"/>
+        </w:rPr>
+        <w:t xml:space="preserve"> </w:t>
       </w:r>
       <w:r>
         <w:rPr>
@@ -3333,6 +3502,7 @@
           <w:lang w:val="es-419" w:eastAsia="es-CO"/>
         </w:rPr>
       </w:pPr>
+      <w:proofErr w:type="spellStart"/>
       <w:r>
         <w:rPr>
           <w:rStyle w:val="Extranjerismo"/>
@@ -3342,6 +3512,7 @@
         </w:rPr>
         <w:t>Gains</w:t>
       </w:r>
+      <w:proofErr w:type="spellEnd"/>
       <w:r>
         <w:rPr>
           <w:b/>
@@ -3481,13 +3652,47 @@
         </w:rPr>
         <w:t xml:space="preserve">El segundo bloque del </w:t>
       </w:r>
+      <w:proofErr w:type="spellStart"/>
       <w:r>
         <w:rPr>
           <w:rStyle w:val="Extranjerismo"/>
           <w:lang w:val="es-419" w:eastAsia="es-CO"/>
         </w:rPr>
-        <w:t>Value Proposition Canvas</w:t>
-      </w:r>
+        <w:t>Value</w:t>
+      </w:r>
+      <w:proofErr w:type="spellEnd"/>
+      <w:r>
+        <w:rPr>
+          <w:rStyle w:val="Extranjerismo"/>
+          <w:lang w:val="es-419" w:eastAsia="es-CO"/>
+        </w:rPr>
+        <w:t xml:space="preserve"> </w:t>
+      </w:r>
+      <w:proofErr w:type="spellStart"/>
+      <w:r>
+        <w:rPr>
+          <w:rStyle w:val="Extranjerismo"/>
+          <w:lang w:val="es-419" w:eastAsia="es-CO"/>
+        </w:rPr>
+        <w:t>Proposition</w:t>
+      </w:r>
+      <w:proofErr w:type="spellEnd"/>
+      <w:r>
+        <w:rPr>
+          <w:rStyle w:val="Extranjerismo"/>
+          <w:lang w:val="es-419" w:eastAsia="es-CO"/>
+        </w:rPr>
+        <w:t xml:space="preserve"> </w:t>
+      </w:r>
+      <w:proofErr w:type="spellStart"/>
+      <w:r>
+        <w:rPr>
+          <w:rStyle w:val="Extranjerismo"/>
+          <w:lang w:val="es-419" w:eastAsia="es-CO"/>
+        </w:rPr>
+        <w:t>Canvas</w:t>
+      </w:r>
+      <w:proofErr w:type="spellEnd"/>
       <w:r>
         <w:rPr>
           <w:lang w:val="es-419" w:eastAsia="es-CO"/>
@@ -3507,13 +3712,47 @@
         </w:rPr>
         <w:t xml:space="preserve">Por esta razón, el </w:t>
       </w:r>
+      <w:proofErr w:type="spellStart"/>
       <w:r>
         <w:rPr>
           <w:rStyle w:val="Extranjerismo"/>
           <w:lang w:val="es-419" w:eastAsia="es-CO"/>
         </w:rPr>
-        <w:t>Value Proposition Canvas</w:t>
-      </w:r>
+        <w:t>Value</w:t>
+      </w:r>
+      <w:proofErr w:type="spellEnd"/>
+      <w:r>
+        <w:rPr>
+          <w:rStyle w:val="Extranjerismo"/>
+          <w:lang w:val="es-419" w:eastAsia="es-CO"/>
+        </w:rPr>
+        <w:t xml:space="preserve"> </w:t>
+      </w:r>
+      <w:proofErr w:type="spellStart"/>
+      <w:r>
+        <w:rPr>
+          <w:rStyle w:val="Extranjerismo"/>
+          <w:lang w:val="es-419" w:eastAsia="es-CO"/>
+        </w:rPr>
+        <w:t>Proposition</w:t>
+      </w:r>
+      <w:proofErr w:type="spellEnd"/>
+      <w:r>
+        <w:rPr>
+          <w:rStyle w:val="Extranjerismo"/>
+          <w:lang w:val="es-419" w:eastAsia="es-CO"/>
+        </w:rPr>
+        <w:t xml:space="preserve"> </w:t>
+      </w:r>
+      <w:proofErr w:type="spellStart"/>
+      <w:r>
+        <w:rPr>
+          <w:rStyle w:val="Extranjerismo"/>
+          <w:lang w:val="es-419" w:eastAsia="es-CO"/>
+        </w:rPr>
+        <w:t>Canvas</w:t>
+      </w:r>
+      <w:proofErr w:type="spellEnd"/>
       <w:r>
         <w:rPr>
           <w:lang w:val="es-419" w:eastAsia="es-CO"/>
@@ -3527,6 +3766,7 @@
           <w:lang w:val="es-419" w:eastAsia="es-CO"/>
         </w:rPr>
       </w:pPr>
+      <w:proofErr w:type="spellStart"/>
       <w:r>
         <w:rPr>
           <w:rStyle w:val="Extranjerismo"/>
@@ -3534,61 +3774,9 @@
           <w:bCs/>
           <w:lang w:val="es-419" w:eastAsia="es-CO"/>
         </w:rPr>
-        <w:t>Pain relievers</w:t>
-      </w:r>
-      <w:r>
-        <w:rPr>
-          <w:b/>
-          <w:bCs/>
-          <w:lang w:val="es-419" w:eastAsia="es-CO"/>
-        </w:rPr>
-        <w:t xml:space="preserve"> (Aliviador de dolor):</w:t>
-      </w:r>
-      <w:r>
-        <w:rPr>
-          <w:lang w:val="es-419" w:eastAsia="es-CO"/>
-        </w:rPr>
-        <w:t xml:space="preserve"> e</w:t>
-      </w:r>
-      <w:r>
-        <w:rPr>
-          <w:lang w:val="es-419" w:eastAsia="es-CO"/>
-        </w:rPr>
-        <w:t>l primer paso es identificar cómo el producto o servicio alivia molestias del usuario, analizando los “</w:t>
-      </w:r>
-      <w:r>
-        <w:rPr>
-          <w:rStyle w:val="Extranjerismo"/>
-          <w:lang w:val="es-419" w:eastAsia="es-CO"/>
-        </w:rPr>
-        <w:t>Pains</w:t>
-      </w:r>
-      <w:r>
-        <w:rPr>
-          <w:lang w:val="es-419" w:eastAsia="es-CO"/>
-        </w:rPr>
-        <w:t xml:space="preserve">”. Los </w:t>
-      </w:r>
-      <w:r>
-        <w:rPr>
-          <w:rStyle w:val="Extranjerismo"/>
-          <w:lang w:val="es-419" w:eastAsia="es-CO"/>
-        </w:rPr>
-        <w:t>pain relievers</w:t>
-      </w:r>
-      <w:r>
-        <w:rPr>
-          <w:lang w:val="es-419" w:eastAsia="es-CO"/>
-        </w:rPr>
-        <w:t xml:space="preserve"> son respuestas directas que reducen barreras, mejoran comodidad, eficiencia y accesibilidad. En salud pública, se traducen en menos esperas, mejor información, menos trámites, mejor coordinación y mayor continuidad del cuidado.</w:t>
-      </w:r>
-    </w:p>
-    <w:p>
-      <w:pPr>
-        <w:rPr>
-          <w:lang w:val="es-419" w:eastAsia="es-CO"/>
-        </w:rPr>
-      </w:pPr>
+        <w:t>Pain</w:t>
+      </w:r>
+      <w:proofErr w:type="spellEnd"/>
       <w:r>
         <w:rPr>
           <w:rStyle w:val="Extranjerismo"/>
@@ -3596,9 +3784,124 @@
           <w:bCs/>
           <w:lang w:val="es-419" w:eastAsia="es-CO"/>
         </w:rPr>
+        <w:t xml:space="preserve"> </w:t>
+      </w:r>
+      <w:proofErr w:type="spellStart"/>
+      <w:r>
+        <w:rPr>
+          <w:rStyle w:val="Extranjerismo"/>
+          <w:b/>
+          <w:bCs/>
+          <w:lang w:val="es-419" w:eastAsia="es-CO"/>
+        </w:rPr>
+        <w:t>relievers</w:t>
+      </w:r>
+      <w:proofErr w:type="spellEnd"/>
+      <w:r>
+        <w:rPr>
+          <w:b/>
+          <w:bCs/>
+          <w:lang w:val="es-419" w:eastAsia="es-CO"/>
+        </w:rPr>
+        <w:t xml:space="preserve"> (Aliviador de dolor):</w:t>
+      </w:r>
+      <w:r>
+        <w:rPr>
+          <w:lang w:val="es-419" w:eastAsia="es-CO"/>
+        </w:rPr>
+        <w:t xml:space="preserve"> e</w:t>
+      </w:r>
+      <w:r>
+        <w:rPr>
+          <w:lang w:val="es-419" w:eastAsia="es-CO"/>
+        </w:rPr>
+        <w:t>l primer paso es identificar cómo el producto o servicio alivia molestias del usuario, analizando los “</w:t>
+      </w:r>
+      <w:proofErr w:type="spellStart"/>
+      <w:r>
+        <w:rPr>
+          <w:rStyle w:val="Extranjerismo"/>
+          <w:lang w:val="es-419" w:eastAsia="es-CO"/>
+        </w:rPr>
+        <w:t>Pains</w:t>
+      </w:r>
+      <w:proofErr w:type="spellEnd"/>
+      <w:r>
+        <w:rPr>
+          <w:lang w:val="es-419" w:eastAsia="es-CO"/>
+        </w:rPr>
+        <w:t xml:space="preserve">”. Los </w:t>
+      </w:r>
+      <w:proofErr w:type="spellStart"/>
+      <w:r>
+        <w:rPr>
+          <w:rStyle w:val="Extranjerismo"/>
+          <w:lang w:val="es-419" w:eastAsia="es-CO"/>
+        </w:rPr>
+        <w:t>pain</w:t>
+      </w:r>
+      <w:proofErr w:type="spellEnd"/>
+      <w:r>
+        <w:rPr>
+          <w:rStyle w:val="Extranjerismo"/>
+          <w:lang w:val="es-419" w:eastAsia="es-CO"/>
+        </w:rPr>
+        <w:t xml:space="preserve"> </w:t>
+      </w:r>
+      <w:proofErr w:type="spellStart"/>
+      <w:r>
+        <w:rPr>
+          <w:rStyle w:val="Extranjerismo"/>
+          <w:lang w:val="es-419" w:eastAsia="es-CO"/>
+        </w:rPr>
+        <w:t>relievers</w:t>
+      </w:r>
+      <w:proofErr w:type="spellEnd"/>
+      <w:r>
+        <w:rPr>
+          <w:lang w:val="es-419" w:eastAsia="es-CO"/>
+        </w:rPr>
+        <w:t xml:space="preserve"> son respuestas directas que reducen barreras, mejoran comodidad, eficiencia y accesibilidad. En salud pública, se traducen en menos esperas, mejor información, menos trámites, mejor coordinación y mayor continuidad del cuidado.</w:t>
+      </w:r>
+    </w:p>
+    <w:p>
+      <w:pPr>
+        <w:rPr>
+          <w:lang w:val="es-419" w:eastAsia="es-CO"/>
+        </w:rPr>
+      </w:pPr>
+      <w:proofErr w:type="spellStart"/>
+      <w:r>
+        <w:rPr>
+          <w:rStyle w:val="Extranjerismo"/>
+          <w:b/>
+          <w:bCs/>
+          <w:lang w:val="es-419" w:eastAsia="es-CO"/>
+        </w:rPr>
         <w:lastRenderedPageBreak/>
-        <w:t>Products &amp; Services</w:t>
-      </w:r>
+        <w:t>Products</w:t>
+      </w:r>
+      <w:proofErr w:type="spellEnd"/>
+      <w:r>
+        <w:rPr>
+          <w:rStyle w:val="Extranjerismo"/>
+          <w:b/>
+          <w:bCs/>
+          <w:lang w:val="es-419" w:eastAsia="es-CO"/>
+        </w:rPr>
+        <w:t xml:space="preserve"> &amp; </w:t>
+      </w:r>
+      <w:proofErr w:type="spellStart"/>
+      <w:r>
+        <w:rPr>
+          <w:rStyle w:val="Extranjerismo"/>
+          <w:b/>
+          <w:bCs/>
+          <w:lang w:val="es-419" w:eastAsia="es-CO"/>
+        </w:rPr>
+        <w:t>Services</w:t>
+      </w:r>
+      <w:proofErr w:type="spellEnd"/>
       <w:r>
         <w:rPr>
           <w:b/>
@@ -3698,6 +4001,7 @@
           <w:lang w:val="es-419" w:eastAsia="es-CO"/>
         </w:rPr>
       </w:pPr>
+      <w:proofErr w:type="spellStart"/>
       <w:r>
         <w:rPr>
           <w:rStyle w:val="Extranjerismo"/>
@@ -3705,14 +4009,35 @@
           <w:bCs/>
           <w:lang w:val="es-419" w:eastAsia="es-CO"/>
         </w:rPr>
-        <w:t>Gains Creators</w:t>
-      </w:r>
-      <w:r>
-        <w:rPr>
+        <w:t>Gains</w:t>
+      </w:r>
+      <w:proofErr w:type="spellEnd"/>
+      <w:r>
+        <w:rPr>
+          <w:rStyle w:val="Extranjerismo"/>
           <w:b/>
           <w:bCs/>
           <w:lang w:val="es-419" w:eastAsia="es-CO"/>
         </w:rPr>
+        <w:t xml:space="preserve"> </w:t>
+      </w:r>
+      <w:proofErr w:type="spellStart"/>
+      <w:r>
+        <w:rPr>
+          <w:rStyle w:val="Extranjerismo"/>
+          <w:b/>
+          <w:bCs/>
+          <w:lang w:val="es-419" w:eastAsia="es-CO"/>
+        </w:rPr>
+        <w:t>Creators</w:t>
+      </w:r>
+      <w:proofErr w:type="spellEnd"/>
+      <w:r>
+        <w:rPr>
+          <w:b/>
+          <w:bCs/>
+          <w:lang w:val="es-419" w:eastAsia="es-CO"/>
+        </w:rPr>
         <w:t xml:space="preserve"> (Generadores de beneficios):</w:t>
       </w:r>
       <w:r>
@@ -3727,6 +4052,7 @@
         </w:rPr>
         <w:t xml:space="preserve">on elementos del producto o servicio que generan beneficios concretos. Explican cómo la solución produce mejoras alineadas con expectativas, deseos y aspiraciones del usuario. Deben basarse en </w:t>
       </w:r>
+      <w:proofErr w:type="spellStart"/>
       <w:r>
         <w:rPr>
           <w:rStyle w:val="Extranjerismo"/>
@@ -3734,6 +4060,7 @@
         </w:rPr>
         <w:t>gains</w:t>
       </w:r>
+      <w:proofErr w:type="spellEnd"/>
       <w:r>
         <w:rPr>
           <w:lang w:val="es-419" w:eastAsia="es-CO"/>
@@ -3753,13 +4080,47 @@
         </w:rPr>
         <w:t xml:space="preserve">Si se desea estructurar un </w:t>
       </w:r>
+      <w:proofErr w:type="spellStart"/>
       <w:r>
         <w:rPr>
           <w:rStyle w:val="Extranjerismo"/>
           <w:lang w:val="es-419" w:eastAsia="es-CO"/>
         </w:rPr>
-        <w:t>Value Proposition Canvas</w:t>
-      </w:r>
+        <w:t>Value</w:t>
+      </w:r>
+      <w:proofErr w:type="spellEnd"/>
+      <w:r>
+        <w:rPr>
+          <w:rStyle w:val="Extranjerismo"/>
+          <w:lang w:val="es-419" w:eastAsia="es-CO"/>
+        </w:rPr>
+        <w:t xml:space="preserve"> </w:t>
+      </w:r>
+      <w:proofErr w:type="spellStart"/>
+      <w:r>
+        <w:rPr>
+          <w:rStyle w:val="Extranjerismo"/>
+          <w:lang w:val="es-419" w:eastAsia="es-CO"/>
+        </w:rPr>
+        <w:t>Proposition</w:t>
+      </w:r>
+      <w:proofErr w:type="spellEnd"/>
+      <w:r>
+        <w:rPr>
+          <w:rStyle w:val="Extranjerismo"/>
+          <w:lang w:val="es-419" w:eastAsia="es-CO"/>
+        </w:rPr>
+        <w:t xml:space="preserve"> </w:t>
+      </w:r>
+      <w:proofErr w:type="spellStart"/>
+      <w:r>
+        <w:rPr>
+          <w:rStyle w:val="Extranjerismo"/>
+          <w:lang w:val="es-419" w:eastAsia="es-CO"/>
+        </w:rPr>
+        <w:t>Canvas</w:t>
+      </w:r>
+      <w:proofErr w:type="spellEnd"/>
       <w:r>
         <w:rPr>
           <w:lang w:val="es-419" w:eastAsia="es-CO"/>
@@ -3873,7 +4234,35 @@
         <w:rPr>
           <w:lang w:val="es-419" w:eastAsia="es-CO"/>
         </w:rPr>
-        <w:t>: Plataforma Strategyzer’s, n.d.</w:t>
+        <w:t xml:space="preserve">: Plataforma </w:t>
+      </w:r>
+      <w:proofErr w:type="spellStart"/>
+      <w:r>
+        <w:rPr>
+          <w:lang w:val="es-419" w:eastAsia="es-CO"/>
+        </w:rPr>
+        <w:t>Strategyzer’s</w:t>
+      </w:r>
+      <w:proofErr w:type="spellEnd"/>
+      <w:r>
+        <w:rPr>
+          <w:lang w:val="es-419" w:eastAsia="es-CO"/>
+        </w:rPr>
+        <w:t xml:space="preserve">, </w:t>
+      </w:r>
+      <w:proofErr w:type="spellStart"/>
+      <w:r>
+        <w:rPr>
+          <w:lang w:val="es-419" w:eastAsia="es-CO"/>
+        </w:rPr>
+        <w:t>n.d</w:t>
+      </w:r>
+      <w:proofErr w:type="spellEnd"/>
+      <w:r>
+        <w:rPr>
+          <w:lang w:val="es-419" w:eastAsia="es-CO"/>
+        </w:rPr>
+        <w:t>.</w:t>
       </w:r>
     </w:p>
     <w:p>
@@ -3910,8 +4299,17 @@
           <w:rStyle w:val="Extranjerismo"/>
           <w:lang w:val="es-419" w:eastAsia="es-CO"/>
         </w:rPr>
-        <w:t>Lean Canvas</w:t>
-      </w:r>
+        <w:t xml:space="preserve">Lean </w:t>
+      </w:r>
+      <w:proofErr w:type="spellStart"/>
+      <w:r>
+        <w:rPr>
+          <w:rStyle w:val="Extranjerismo"/>
+          <w:lang w:val="es-419" w:eastAsia="es-CO"/>
+        </w:rPr>
+        <w:t>Canvas</w:t>
+      </w:r>
+      <w:proofErr w:type="spellEnd"/>
       <w:r>
         <w:rPr>
           <w:lang w:val="es-419" w:eastAsia="es-CO"/>
@@ -3929,7 +4327,21 @@
         <w:rPr>
           <w:lang w:val="es-419" w:eastAsia="es-CO"/>
         </w:rPr>
-        <w:t>. (Maurya, 2012)</w:t>
+        <w:t>. (</w:t>
+      </w:r>
+      <w:proofErr w:type="spellStart"/>
+      <w:r>
+        <w:rPr>
+          <w:lang w:val="es-419" w:eastAsia="es-CO"/>
+        </w:rPr>
+        <w:t>Maurya</w:t>
+      </w:r>
+      <w:proofErr w:type="spellEnd"/>
+      <w:r>
+        <w:rPr>
+          <w:lang w:val="es-419" w:eastAsia="es-CO"/>
+        </w:rPr>
+        <w:t>, 2012)</w:t>
       </w:r>
       <w:r>
         <w:rPr>
@@ -4073,8 +4485,17 @@
           <w:rStyle w:val="Extranjerismo"/>
           <w:lang w:val="es-419" w:eastAsia="es-CO"/>
         </w:rPr>
-        <w:t>Lean Canvas</w:t>
-      </w:r>
+        <w:t xml:space="preserve">Lean </w:t>
+      </w:r>
+      <w:proofErr w:type="spellStart"/>
+      <w:r>
+        <w:rPr>
+          <w:rStyle w:val="Extranjerismo"/>
+          <w:lang w:val="es-419" w:eastAsia="es-CO"/>
+        </w:rPr>
+        <w:t>Canvas</w:t>
+      </w:r>
+      <w:proofErr w:type="spellEnd"/>
       <w:r>
         <w:rPr>
           <w:lang w:val="es-419" w:eastAsia="es-CO"/>
@@ -4105,8 +4526,17 @@
           <w:rStyle w:val="Extranjerismo"/>
           <w:lang w:val="es-419" w:eastAsia="es-CO"/>
         </w:rPr>
-        <w:t>Lean Canvas</w:t>
-      </w:r>
+        <w:t xml:space="preserve">Lean </w:t>
+      </w:r>
+      <w:proofErr w:type="spellStart"/>
+      <w:r>
+        <w:rPr>
+          <w:rStyle w:val="Extranjerismo"/>
+          <w:lang w:val="es-419" w:eastAsia="es-CO"/>
+        </w:rPr>
+        <w:t>Canvas</w:t>
+      </w:r>
+      <w:proofErr w:type="spellEnd"/>
       <w:r>
         <w:rPr>
           <w:lang w:val="es-419" w:eastAsia="es-CO"/>
@@ -4124,8 +4554,17 @@
           <w:rStyle w:val="Extranjerismo"/>
           <w:lang w:val="es-419" w:eastAsia="es-CO"/>
         </w:rPr>
-        <w:t>Lean Canvas</w:t>
-      </w:r>
+        <w:t xml:space="preserve">Lean </w:t>
+      </w:r>
+      <w:proofErr w:type="spellStart"/>
+      <w:r>
+        <w:rPr>
+          <w:rStyle w:val="Extranjerismo"/>
+          <w:lang w:val="es-419" w:eastAsia="es-CO"/>
+        </w:rPr>
+        <w:t>Canvas</w:t>
+      </w:r>
+      <w:proofErr w:type="spellEnd"/>
       <w:r>
         <w:rPr>
           <w:lang w:val="es-419" w:eastAsia="es-CO"/>
@@ -4180,8 +4619,19 @@
           <w:bCs/>
           <w:lang w:val="es-419" w:eastAsia="es-CO"/>
         </w:rPr>
-        <w:t>Lean Canvas</w:t>
-      </w:r>
+        <w:t xml:space="preserve">Lean </w:t>
+      </w:r>
+      <w:proofErr w:type="spellStart"/>
+      <w:r>
+        <w:rPr>
+          <w:rStyle w:val="Extranjerismo"/>
+          <w:b/>
+          <w:bCs/>
+          <w:lang w:val="es-419" w:eastAsia="es-CO"/>
+        </w:rPr>
+        <w:t>Canvas</w:t>
+      </w:r>
+      <w:proofErr w:type="spellEnd"/>
       <w:r>
         <w:rPr>
           <w:b/>
@@ -4444,8 +4894,17 @@
           <w:rStyle w:val="Extranjerismo"/>
           <w:lang w:val="es-419" w:eastAsia="es-CO"/>
         </w:rPr>
-        <w:t>Lean Canvas</w:t>
-      </w:r>
+        <w:t xml:space="preserve">Lean </w:t>
+      </w:r>
+      <w:proofErr w:type="spellStart"/>
+      <w:r>
+        <w:rPr>
+          <w:rStyle w:val="Extranjerismo"/>
+          <w:lang w:val="es-419" w:eastAsia="es-CO"/>
+        </w:rPr>
+        <w:t>Canvas</w:t>
+      </w:r>
+      <w:proofErr w:type="spellEnd"/>
       <w:r>
         <w:rPr>
           <w:lang w:val="es-419" w:eastAsia="es-CO"/>
@@ -4651,8 +5110,19 @@
           <w:bCs/>
           <w:lang w:val="es-419" w:eastAsia="es-CO"/>
         </w:rPr>
-        <w:t>pitch deck</w:t>
-      </w:r>
+        <w:t xml:space="preserve">pitch </w:t>
+      </w:r>
+      <w:proofErr w:type="spellStart"/>
+      <w:r>
+        <w:rPr>
+          <w:rStyle w:val="Extranjerismo"/>
+          <w:b/>
+          <w:bCs/>
+          <w:lang w:val="es-419" w:eastAsia="es-CO"/>
+        </w:rPr>
+        <w:t>deck</w:t>
+      </w:r>
+      <w:proofErr w:type="spellEnd"/>
       <w:r>
         <w:rPr>
           <w:b/>
@@ -4813,18 +5283,82 @@
         </w:rPr>
         <w:t xml:space="preserve">En esta línea, el modelo de </w:t>
       </w:r>
+      <w:proofErr w:type="spellStart"/>
       <w:r>
         <w:rPr>
           <w:rStyle w:val="Extranjerismo"/>
           <w:lang w:val="es-419" w:eastAsia="es-CO"/>
         </w:rPr>
-        <w:t>Value-Based Health Care Delivery</w:t>
-      </w:r>
-      <w:r>
-        <w:rPr>
-          <w:lang w:val="es-419" w:eastAsia="es-CO"/>
-        </w:rPr>
-        <w:t xml:space="preserve"> propuesto por Porter, Kaplan y Ramanujam (2016) subraya que la transformación del sistema solo es posible cuando todos los actores comprenden y comparten una visión común centrada en resultados y valor.</w:t>
+        <w:t>Value-Based</w:t>
+      </w:r>
+      <w:proofErr w:type="spellEnd"/>
+      <w:r>
+        <w:rPr>
+          <w:rStyle w:val="Extranjerismo"/>
+          <w:lang w:val="es-419" w:eastAsia="es-CO"/>
+        </w:rPr>
+        <w:t xml:space="preserve"> </w:t>
+      </w:r>
+      <w:proofErr w:type="spellStart"/>
+      <w:r>
+        <w:rPr>
+          <w:rStyle w:val="Extranjerismo"/>
+          <w:lang w:val="es-419" w:eastAsia="es-CO"/>
+        </w:rPr>
+        <w:t>Health</w:t>
+      </w:r>
+      <w:proofErr w:type="spellEnd"/>
+      <w:r>
+        <w:rPr>
+          <w:rStyle w:val="Extranjerismo"/>
+          <w:lang w:val="es-419" w:eastAsia="es-CO"/>
+        </w:rPr>
+        <w:t xml:space="preserve"> </w:t>
+      </w:r>
+      <w:proofErr w:type="spellStart"/>
+      <w:r>
+        <w:rPr>
+          <w:rStyle w:val="Extranjerismo"/>
+          <w:lang w:val="es-419" w:eastAsia="es-CO"/>
+        </w:rPr>
+        <w:t>Care</w:t>
+      </w:r>
+      <w:proofErr w:type="spellEnd"/>
+      <w:r>
+        <w:rPr>
+          <w:rStyle w:val="Extranjerismo"/>
+          <w:lang w:val="es-419" w:eastAsia="es-CO"/>
+        </w:rPr>
+        <w:t xml:space="preserve"> </w:t>
+      </w:r>
+      <w:proofErr w:type="spellStart"/>
+      <w:r>
+        <w:rPr>
+          <w:rStyle w:val="Extranjerismo"/>
+          <w:lang w:val="es-419" w:eastAsia="es-CO"/>
+        </w:rPr>
+        <w:t>Delivery</w:t>
+      </w:r>
+      <w:proofErr w:type="spellEnd"/>
+      <w:r>
+        <w:rPr>
+          <w:lang w:val="es-419" w:eastAsia="es-CO"/>
+        </w:rPr>
+        <w:t xml:space="preserve"> propuesto por Porter, Kaplan y </w:t>
+      </w:r>
+      <w:proofErr w:type="spellStart"/>
+      <w:r>
+        <w:rPr>
+          <w:lang w:val="es-419" w:eastAsia="es-CO"/>
+        </w:rPr>
+        <w:t>Ramanujam</w:t>
+      </w:r>
+      <w:proofErr w:type="spellEnd"/>
+      <w:r>
+        <w:rPr>
+          <w:lang w:val="es-419" w:eastAsia="es-CO"/>
+        </w:rPr>
+        <w:t xml:space="preserve"> (2016) subraya que la transformación del sistema solo es posible cuando todos los actores comprenden y comparten una visión común centrada en resultados y valor.</w:t>
       </w:r>
     </w:p>
     <w:p>
@@ -5414,7 +5948,21 @@
         <w:rPr>
           <w:lang w:val="es-419" w:eastAsia="es-CO"/>
         </w:rPr>
-        <w:t xml:space="preserve">SIVIGILA es el Sistema Nacional de Vigilancia en Salud Pública (INS, s.f.), (SDS, Secretaria </w:t>
+        <w:t xml:space="preserve">SIVIGILA es el Sistema Nacional de Vigilancia en Salud Pública (INS, s.f.), (SDS, </w:t>
+      </w:r>
+      <w:proofErr w:type="gramStart"/>
+      <w:r>
+        <w:rPr>
+          <w:lang w:val="es-419" w:eastAsia="es-CO"/>
+        </w:rPr>
+        <w:t>Secretaria</w:t>
+      </w:r>
+      <w:proofErr w:type="gramEnd"/>
+      <w:r>
+        <w:rPr>
+          <w:lang w:val="es-419" w:eastAsia="es-CO"/>
+        </w:rPr>
+        <w:t xml:space="preserve"> </w:t>
       </w:r>
       <w:r>
         <w:rPr>
@@ -5558,7 +6106,21 @@
         <w:rPr>
           <w:lang w:val="es-419" w:eastAsia="es-CO"/>
         </w:rPr>
-        <w:t xml:space="preserve">Se constituye en la principal fuente de datos en el Distrito Capital sobre dicho evento (SDS, Secretaria Distrital de </w:t>
+        <w:t xml:space="preserve">Se constituye en la principal fuente de datos en el Distrito Capital sobre dicho evento (SDS, </w:t>
+      </w:r>
+      <w:proofErr w:type="gramStart"/>
+      <w:r>
+        <w:rPr>
+          <w:lang w:val="es-419" w:eastAsia="es-CO"/>
+        </w:rPr>
+        <w:t>Secretaria</w:t>
+      </w:r>
+      <w:proofErr w:type="gramEnd"/>
+      <w:r>
+        <w:rPr>
+          <w:lang w:val="es-419" w:eastAsia="es-CO"/>
+        </w:rPr>
+        <w:t xml:space="preserve"> Distrital de </w:t>
       </w:r>
       <w:r>
         <w:rPr>
@@ -5608,7 +6170,21 @@
         <w:rPr>
           <w:lang w:val="es-419" w:eastAsia="es-CO"/>
         </w:rPr>
-        <w:t xml:space="preserve">El sistema de vigilancia epidemiológica de la violencia intrafamiliar, el maltrato infantil y la violencia sexual, SIVIM se constituye en la principal fuente de datos en el Distrito Capital sobre dichos eventos (SDS, Secretaria </w:t>
+        <w:t xml:space="preserve">El sistema de vigilancia epidemiológica de la violencia intrafamiliar, el maltrato infantil y la violencia sexual, SIVIM se constituye en la principal fuente de datos en el Distrito Capital sobre dichos eventos (SDS, </w:t>
+      </w:r>
+      <w:proofErr w:type="gramStart"/>
+      <w:r>
+        <w:rPr>
+          <w:lang w:val="es-419" w:eastAsia="es-CO"/>
+        </w:rPr>
+        <w:t>Secretaria</w:t>
+      </w:r>
+      <w:proofErr w:type="gramEnd"/>
+      <w:r>
+        <w:rPr>
+          <w:lang w:val="es-419" w:eastAsia="es-CO"/>
+        </w:rPr>
+        <w:t xml:space="preserve"> </w:t>
       </w:r>
       <w:r>
         <w:rPr>
@@ -5683,7 +6259,21 @@
           <w:lang w:val="es-419" w:eastAsia="es-CO"/>
         </w:rPr>
         <w:lastRenderedPageBreak/>
-        <w:t xml:space="preserve">salud pública y reducir los costos asociados a estas lesiones (SDS, Secretaria </w:t>
+        <w:t xml:space="preserve">salud pública y reducir los costos asociados a estas lesiones (SDS, </w:t>
+      </w:r>
+      <w:proofErr w:type="gramStart"/>
+      <w:r>
+        <w:rPr>
+          <w:lang w:val="es-419" w:eastAsia="es-CO"/>
+        </w:rPr>
+        <w:t>Secretaria</w:t>
+      </w:r>
+      <w:proofErr w:type="gramEnd"/>
+      <w:r>
+        <w:rPr>
+          <w:lang w:val="es-419" w:eastAsia="es-CO"/>
+        </w:rPr>
+        <w:t xml:space="preserve"> </w:t>
       </w:r>
       <w:r>
         <w:rPr>
@@ -5742,7 +6332,35 @@
         <w:rPr>
           <w:lang w:val="es-419" w:eastAsia="es-CO"/>
         </w:rPr>
-        <w:t>Propósito: recolectar datos sobre daños a la salud intencionales (ej: agresiones, suicidios) y no intencionales (ej: accidentes de tráfico, caídas) para informar la toma de decisiones en salud pública.</w:t>
+        <w:t>Propósito: recolectar datos sobre daños a la salud intencionales (</w:t>
+      </w:r>
+      <w:proofErr w:type="spellStart"/>
+      <w:r>
+        <w:rPr>
+          <w:lang w:val="es-419" w:eastAsia="es-CO"/>
+        </w:rPr>
+        <w:t>ej</w:t>
+      </w:r>
+      <w:proofErr w:type="spellEnd"/>
+      <w:r>
+        <w:rPr>
+          <w:lang w:val="es-419" w:eastAsia="es-CO"/>
+        </w:rPr>
+        <w:t>: agresiones, suicidios) y no intencionales (</w:t>
+      </w:r>
+      <w:proofErr w:type="spellStart"/>
+      <w:r>
+        <w:rPr>
+          <w:lang w:val="es-419" w:eastAsia="es-CO"/>
+        </w:rPr>
+        <w:t>ej</w:t>
+      </w:r>
+      <w:proofErr w:type="spellEnd"/>
+      <w:r>
+        <w:rPr>
+          <w:lang w:val="es-419" w:eastAsia="es-CO"/>
+        </w:rPr>
+        <w:t>: accidentes de tráfico, caídas) para informar la toma de decisiones en salud pública.</w:t>
       </w:r>
     </w:p>
     <w:p>
@@ -5927,7 +6545,21 @@
         <w:rPr>
           <w:lang w:val="es-419" w:eastAsia="es-CO"/>
         </w:rPr>
-        <w:t xml:space="preserve"> Está definido como el conjunto de procesos dinámicos e integrales interrelacionados para la recopilación, análisis, interpretación, divulgación y evaluación oportuna de información de la conducta suicida en Bogotá D.C (SDS, Secretaria Distrital de </w:t>
+        <w:t xml:space="preserve"> Está definido como el conjunto de procesos dinámicos e integrales interrelacionados para la recopilación, análisis, interpretación, divulgación y evaluación oportuna de información de la conducta suicida en Bogotá D.C (SDS, </w:t>
+      </w:r>
+      <w:proofErr w:type="gramStart"/>
+      <w:r>
+        <w:rPr>
+          <w:lang w:val="es-419" w:eastAsia="es-CO"/>
+        </w:rPr>
+        <w:t>Secretaria</w:t>
+      </w:r>
+      <w:proofErr w:type="gramEnd"/>
+      <w:r>
+        <w:rPr>
+          <w:lang w:val="es-419" w:eastAsia="es-CO"/>
+        </w:rPr>
+        <w:t xml:space="preserve"> Distrital de </w:t>
       </w:r>
       <w:r>
         <w:rPr>
@@ -6015,7 +6647,21 @@
         <w:rPr>
           <w:lang w:val="es-419" w:eastAsia="es-CO"/>
         </w:rPr>
-        <w:t xml:space="preserve"> o aplicaciones que permiten a los usuarios crear representaciones gráficas de datos para hacerlos más fáciles de entender e interpretar. Transforman grandes y complejos conjuntos de datos en gráficos, tablas y paneles interactivos que ayudan a identificar patrones, tendencias y tomar decisiones (Adelusi, 2025).</w:t>
+        <w:t xml:space="preserve"> o aplicaciones que permiten a los usuarios crear representaciones gráficas de datos para hacerlos más fáciles de entender e interpretar. Transforman grandes y complejos conjuntos de datos en gráficos, tablas y paneles interactivos que ayudan a identificar patrones, tendencias y tomar decisiones (</w:t>
+      </w:r>
+      <w:proofErr w:type="spellStart"/>
+      <w:r>
+        <w:rPr>
+          <w:lang w:val="es-419" w:eastAsia="es-CO"/>
+        </w:rPr>
+        <w:t>Adelusi</w:t>
+      </w:r>
+      <w:proofErr w:type="spellEnd"/>
+      <w:r>
+        <w:rPr>
+          <w:lang w:val="es-419" w:eastAsia="es-CO"/>
+        </w:rPr>
+        <w:t>, 2025).</w:t>
       </w:r>
     </w:p>
     <w:p>
@@ -6240,13 +6886,36 @@
           <w:rStyle w:val="Extranjerismo"/>
           <w:lang w:val="es-419" w:eastAsia="es-CO"/>
         </w:rPr>
-        <w:t>Business Intelligence</w:t>
-      </w:r>
-      <w:r>
-        <w:rPr>
-          <w:lang w:val="es-419" w:eastAsia="es-CO"/>
-        </w:rPr>
-        <w:t>): monitorear métricas clave de rendimiento (KPIs).</w:t>
+        <w:t xml:space="preserve">Business </w:t>
+      </w:r>
+      <w:proofErr w:type="spellStart"/>
+      <w:r>
+        <w:rPr>
+          <w:rStyle w:val="Extranjerismo"/>
+          <w:lang w:val="es-419" w:eastAsia="es-CO"/>
+        </w:rPr>
+        <w:t>Intelligence</w:t>
+      </w:r>
+      <w:proofErr w:type="spellEnd"/>
+      <w:r>
+        <w:rPr>
+          <w:lang w:val="es-419" w:eastAsia="es-CO"/>
+        </w:rPr>
+        <w:t>): monitorear métricas clave de rendimiento (</w:t>
+      </w:r>
+      <w:proofErr w:type="spellStart"/>
+      <w:r>
+        <w:rPr>
+          <w:lang w:val="es-419" w:eastAsia="es-CO"/>
+        </w:rPr>
+        <w:t>KPIs</w:t>
+      </w:r>
+      <w:proofErr w:type="spellEnd"/>
+      <w:r>
+        <w:rPr>
+          <w:lang w:val="es-419" w:eastAsia="es-CO"/>
+        </w:rPr>
+        <w:t>).</w:t>
       </w:r>
     </w:p>
     <w:p>
@@ -6303,6 +6972,7 @@
         </w:rPr>
         <w:t xml:space="preserve">Informes y </w:t>
       </w:r>
+      <w:proofErr w:type="spellStart"/>
       <w:r>
         <w:rPr>
           <w:rStyle w:val="Extranjerismo"/>
@@ -6310,6 +6980,7 @@
         </w:rPr>
         <w:t>dashboards</w:t>
       </w:r>
+      <w:proofErr w:type="spellEnd"/>
       <w:r>
         <w:rPr>
           <w:lang w:val="es-419" w:eastAsia="es-CO"/>
@@ -6323,18 +6994,66 @@
           <w:lang w:val="es-419" w:eastAsia="es-CO"/>
         </w:rPr>
       </w:pPr>
+      <w:proofErr w:type="spellStart"/>
       <w:r>
         <w:rPr>
           <w:rStyle w:val="Extranjerismo"/>
           <w:lang w:val="es-419" w:eastAsia="es-CO"/>
         </w:rPr>
-        <w:t>Power BI, Tableau, y Qlik</w:t>
-      </w:r>
-      <w:r>
-        <w:rPr>
-          <w:lang w:val="es-419" w:eastAsia="es-CO"/>
-        </w:rPr>
-        <w:t xml:space="preserve"> son las principales plataformas de visualización de datos, cada una con fortalezas específicas, a continuación, se detallan cada una de ellas (Keyrus, 2023): </w:t>
+        <w:t>Power</w:t>
+      </w:r>
+      <w:proofErr w:type="spellEnd"/>
+      <w:r>
+        <w:rPr>
+          <w:rStyle w:val="Extranjerismo"/>
+          <w:lang w:val="es-419" w:eastAsia="es-CO"/>
+        </w:rPr>
+        <w:t xml:space="preserve"> BI, </w:t>
+      </w:r>
+      <w:proofErr w:type="spellStart"/>
+      <w:r>
+        <w:rPr>
+          <w:rStyle w:val="Extranjerismo"/>
+          <w:lang w:val="es-419" w:eastAsia="es-CO"/>
+        </w:rPr>
+        <w:t>Tableau</w:t>
+      </w:r>
+      <w:proofErr w:type="spellEnd"/>
+      <w:r>
+        <w:rPr>
+          <w:rStyle w:val="Extranjerismo"/>
+          <w:lang w:val="es-419" w:eastAsia="es-CO"/>
+        </w:rPr>
+        <w:t xml:space="preserve">, y </w:t>
+      </w:r>
+      <w:proofErr w:type="spellStart"/>
+      <w:r>
+        <w:rPr>
+          <w:rStyle w:val="Extranjerismo"/>
+          <w:lang w:val="es-419" w:eastAsia="es-CO"/>
+        </w:rPr>
+        <w:t>Qlik</w:t>
+      </w:r>
+      <w:proofErr w:type="spellEnd"/>
+      <w:r>
+        <w:rPr>
+          <w:lang w:val="es-419" w:eastAsia="es-CO"/>
+        </w:rPr>
+        <w:t xml:space="preserve"> son las principales plataformas de visualización de datos, cada una con fortalezas específicas, a continuación, se detallan cada una de ellas (</w:t>
+      </w:r>
+      <w:proofErr w:type="spellStart"/>
+      <w:r>
+        <w:rPr>
+          <w:lang w:val="es-419" w:eastAsia="es-CO"/>
+        </w:rPr>
+        <w:t>Keyrus</w:t>
+      </w:r>
+      <w:proofErr w:type="spellEnd"/>
+      <w:r>
+        <w:rPr>
+          <w:lang w:val="es-419" w:eastAsia="es-CO"/>
+        </w:rPr>
+        <w:t xml:space="preserve">, 2023): </w:t>
       </w:r>
     </w:p>
     <w:p>
@@ -6350,7 +7069,27 @@
           <w:bCs/>
           <w:lang w:val="es-419" w:eastAsia="es-CO"/>
         </w:rPr>
-        <w:t xml:space="preserve"> Power BI</w:t>
+        <w:t xml:space="preserve"> </w:t>
+      </w:r>
+      <w:proofErr w:type="spellStart"/>
+      <w:r>
+        <w:rPr>
+          <w:rStyle w:val="Extranjerismo"/>
+          <w:b/>
+          <w:bCs/>
+          <w:lang w:val="es-419" w:eastAsia="es-CO"/>
+        </w:rPr>
+        <w:t>Power</w:t>
+      </w:r>
+      <w:proofErr w:type="spellEnd"/>
+      <w:r>
+        <w:rPr>
+          <w:rStyle w:val="Extranjerismo"/>
+          <w:b/>
+          <w:bCs/>
+          <w:lang w:val="es-419" w:eastAsia="es-CO"/>
+        </w:rPr>
+        <w:t xml:space="preserve"> BI</w:t>
       </w:r>
       <w:r>
         <w:rPr>
@@ -6528,12 +7267,21 @@
         </w:rPr>
         <w:t>Ofrece una versión gratuita (</w:t>
       </w:r>
+      <w:proofErr w:type="spellStart"/>
       <w:r>
         <w:rPr>
           <w:rStyle w:val="Extranjerismo"/>
           <w:lang w:val="es-419" w:eastAsia="es-CO"/>
         </w:rPr>
-        <w:t>Power BI Desktop</w:t>
+        <w:t>Power</w:t>
+      </w:r>
+      <w:proofErr w:type="spellEnd"/>
+      <w:r>
+        <w:rPr>
+          <w:rStyle w:val="Extranjerismo"/>
+          <w:lang w:val="es-419" w:eastAsia="es-CO"/>
+        </w:rPr>
+        <w:t xml:space="preserve"> BI Desktop</w:t>
       </w:r>
       <w:r>
         <w:rPr>
@@ -6638,6 +7386,7 @@
           <w:lang w:val="es-419" w:eastAsia="es-CO"/>
         </w:rPr>
       </w:pPr>
+      <w:proofErr w:type="spellStart"/>
       <w:r>
         <w:rPr>
           <w:rStyle w:val="Extranjerismo"/>
@@ -6645,6 +7394,7 @@
         </w:rPr>
         <w:t>Tableau</w:t>
       </w:r>
+      <w:proofErr w:type="spellEnd"/>
       <w:r>
         <w:rPr>
           <w:lang w:val="es-419" w:eastAsia="es-CO"/>
@@ -6850,8 +7600,17 @@
           <w:rStyle w:val="Extranjerismo"/>
           <w:lang w:val="es-419" w:eastAsia="es-CO"/>
         </w:rPr>
-        <w:t>Business Intelligence</w:t>
-      </w:r>
+        <w:t xml:space="preserve">Business </w:t>
+      </w:r>
+      <w:proofErr w:type="spellStart"/>
+      <w:r>
+        <w:rPr>
+          <w:rStyle w:val="Extranjerismo"/>
+          <w:lang w:val="es-419" w:eastAsia="es-CO"/>
+        </w:rPr>
+        <w:t>Intelligence</w:t>
+      </w:r>
+      <w:proofErr w:type="spellEnd"/>
       <w:r>
         <w:rPr>
           <w:lang w:val="es-419" w:eastAsia="es-CO"/>
@@ -6906,12 +7665,21 @@
           <w:lang w:val="es-419" w:eastAsia="es-CO"/>
         </w:rPr>
       </w:pPr>
-      <w:r>
-        <w:rPr>
-          <w:lang w:val="es-419" w:eastAsia="es-CO"/>
-        </w:rPr>
-        <w:t xml:space="preserve">Qlik es conocido por su enfoque en la asociatividad de datos, lo que permite a los usuarios explorar datos de manera intuitiva. Ofrece productos como </w:t>
-      </w:r>
+      <w:proofErr w:type="spellStart"/>
+      <w:r>
+        <w:rPr>
+          <w:lang w:val="es-419" w:eastAsia="es-CO"/>
+        </w:rPr>
+        <w:t>Qlik</w:t>
+      </w:r>
+      <w:proofErr w:type="spellEnd"/>
+      <w:r>
+        <w:rPr>
+          <w:lang w:val="es-419" w:eastAsia="es-CO"/>
+        </w:rPr>
+        <w:t xml:space="preserve"> es conocido por su enfoque en la asociatividad de datos, lo que permite a los usuarios explorar datos de manera intuitiva. Ofrece productos como </w:t>
+      </w:r>
+      <w:proofErr w:type="spellStart"/>
       <w:r>
         <w:rPr>
           <w:rStyle w:val="Extranjerismo"/>
@@ -6919,19 +7687,38 @@
         </w:rPr>
         <w:t>QlikView</w:t>
       </w:r>
+      <w:proofErr w:type="spellEnd"/>
       <w:r>
         <w:rPr>
           <w:lang w:val="es-419" w:eastAsia="es-CO"/>
         </w:rPr>
         <w:t xml:space="preserve"> y </w:t>
       </w:r>
+      <w:proofErr w:type="spellStart"/>
       <w:r>
         <w:rPr>
           <w:rStyle w:val="Extranjerismo"/>
           <w:lang w:val="es-419" w:eastAsia="es-CO"/>
         </w:rPr>
-        <w:t>Qlik Sense</w:t>
-      </w:r>
+        <w:t>Qlik</w:t>
+      </w:r>
+      <w:proofErr w:type="spellEnd"/>
+      <w:r>
+        <w:rPr>
+          <w:rStyle w:val="Extranjerismo"/>
+          <w:lang w:val="es-419" w:eastAsia="es-CO"/>
+        </w:rPr>
+        <w:t xml:space="preserve"> </w:t>
+      </w:r>
+      <w:proofErr w:type="spellStart"/>
+      <w:r>
+        <w:rPr>
+          <w:rStyle w:val="Extranjerismo"/>
+          <w:lang w:val="es-419" w:eastAsia="es-CO"/>
+        </w:rPr>
+        <w:t>Sense</w:t>
+      </w:r>
+      <w:proofErr w:type="spellEnd"/>
       <w:r>
         <w:rPr>
           <w:lang w:val="es-419" w:eastAsia="es-CO"/>
@@ -8059,7 +8846,49 @@
         <w:rPr>
           <w:lang w:val="es-419" w:eastAsia="es-CO"/>
         </w:rPr>
-        <w:t xml:space="preserve"> se han extendido hacia la farmacovigilancia y la gestión hospitalaria, optimizando la detección de reacciones adversas a medicamentos y la eficiencia operativa (Pro Pharma Research Organization, s.f.)</w:t>
+        <w:t xml:space="preserve"> se han extendido hacia la farmacovigilancia y la gestión hospitalaria, optimizando la detección de reacciones adversas a medicamentos y la eficiencia operativa (Pro </w:t>
+      </w:r>
+      <w:proofErr w:type="spellStart"/>
+      <w:r>
+        <w:rPr>
+          <w:lang w:val="es-419" w:eastAsia="es-CO"/>
+        </w:rPr>
+        <w:t>Pharma</w:t>
+      </w:r>
+      <w:proofErr w:type="spellEnd"/>
+      <w:r>
+        <w:rPr>
+          <w:lang w:val="es-419" w:eastAsia="es-CO"/>
+        </w:rPr>
+        <w:t xml:space="preserve"> </w:t>
+      </w:r>
+      <w:proofErr w:type="spellStart"/>
+      <w:r>
+        <w:rPr>
+          <w:lang w:val="es-419" w:eastAsia="es-CO"/>
+        </w:rPr>
+        <w:t>Research</w:t>
+      </w:r>
+      <w:proofErr w:type="spellEnd"/>
+      <w:r>
+        <w:rPr>
+          <w:lang w:val="es-419" w:eastAsia="es-CO"/>
+        </w:rPr>
+        <w:t xml:space="preserve"> </w:t>
+      </w:r>
+      <w:proofErr w:type="spellStart"/>
+      <w:r>
+        <w:rPr>
+          <w:lang w:val="es-419" w:eastAsia="es-CO"/>
+        </w:rPr>
+        <w:t>Organization</w:t>
+      </w:r>
+      <w:proofErr w:type="spellEnd"/>
+      <w:r>
+        <w:rPr>
+          <w:lang w:val="es-419" w:eastAsia="es-CO"/>
+        </w:rPr>
+        <w:t>, s.f.)</w:t>
       </w:r>
       <w:r>
         <w:rPr>
@@ -8090,7 +8919,35 @@
         <w:rPr>
           <w:lang w:val="es-419" w:eastAsia="es-CO"/>
         </w:rPr>
-        <w:t xml:space="preserve"> A pesar de ello, sus ventajas son evidentes: detección temprana de brotes, mejor asignación de recursos, generación de evidencia local y mayor equidad sanitaria. Como destacan Khedkar y Sahay (2019), la revolución de la información en salud, impulsada por la IA y la analítica predictiva, está haciendo posible sistemas más eficientes, preventivos y equitativos.  </w:t>
+        <w:t xml:space="preserve"> A pesar de ello, sus ventajas son evidentes: detección temprana de brotes, mejor asignación de recursos, generación de evidencia local y mayor equidad sanitaria. Como destacan </w:t>
+      </w:r>
+      <w:proofErr w:type="spellStart"/>
+      <w:r>
+        <w:rPr>
+          <w:lang w:val="es-419" w:eastAsia="es-CO"/>
+        </w:rPr>
+        <w:t>Khedkar</w:t>
+      </w:r>
+      <w:proofErr w:type="spellEnd"/>
+      <w:r>
+        <w:rPr>
+          <w:lang w:val="es-419" w:eastAsia="es-CO"/>
+        </w:rPr>
+        <w:t xml:space="preserve"> y </w:t>
+      </w:r>
+      <w:proofErr w:type="spellStart"/>
+      <w:r>
+        <w:rPr>
+          <w:lang w:val="es-419" w:eastAsia="es-CO"/>
+        </w:rPr>
+        <w:t>Sahay</w:t>
+      </w:r>
+      <w:proofErr w:type="spellEnd"/>
+      <w:r>
+        <w:rPr>
+          <w:lang w:val="es-419" w:eastAsia="es-CO"/>
+        </w:rPr>
+        <w:t xml:space="preserve"> (2019), la revolución de la información en salud, impulsada por la IA y la analítica predictiva, está haciendo posible sistemas más eficientes, preventivos y equitativos.  </w:t>
       </w:r>
     </w:p>
     <w:p>
@@ -8228,6 +9085,7 @@
         </w:rPr>
         <w:t>Adicionalmente, las soluciones de monitoreo remoto y tableros digitales (</w:t>
       </w:r>
+      <w:proofErr w:type="spellStart"/>
       <w:r>
         <w:rPr>
           <w:rStyle w:val="Extranjerismo"/>
@@ -8235,11 +9093,26 @@
         </w:rPr>
         <w:t>dashboards</w:t>
       </w:r>
-      <w:r>
-        <w:rPr>
-          <w:lang w:val="es-419" w:eastAsia="es-CO"/>
-        </w:rPr>
-        <w:t>) permiten registrar variables fisiológicas y visualizar indicadores epidemiológicos en tiempo real. Según Schulze et al. (2023), estos tableros facilitan la vigilancia, la transparencia y la comunicación de riesgos, mejorando la toma de decisiones tanto institucional como comunitaria. No obstante, su éxito depende de garantizar interoperabilidad, protección de datos personales y alfabetización digital en salud.</w:t>
+      <w:proofErr w:type="spellEnd"/>
+      <w:r>
+        <w:rPr>
+          <w:lang w:val="es-419" w:eastAsia="es-CO"/>
+        </w:rPr>
+        <w:t xml:space="preserve">) permiten registrar variables fisiológicas y visualizar indicadores epidemiológicos en tiempo real. Según </w:t>
+      </w:r>
+      <w:proofErr w:type="spellStart"/>
+      <w:r>
+        <w:rPr>
+          <w:lang w:val="es-419" w:eastAsia="es-CO"/>
+        </w:rPr>
+        <w:t>Schulze</w:t>
+      </w:r>
+      <w:proofErr w:type="spellEnd"/>
+      <w:r>
+        <w:rPr>
+          <w:lang w:val="es-419" w:eastAsia="es-CO"/>
+        </w:rPr>
+        <w:t xml:space="preserve"> et al. (2023), estos tableros facilitan la vigilancia, la transparencia y la comunicación de riesgos, mejorando la toma de decisiones tanto institucional como comunitaria. No obstante, su éxito depende de garantizar interoperabilidad, protección de datos personales y alfabetización digital en salud.</w:t>
       </w:r>
     </w:p>
     <w:p>
@@ -8265,7 +9138,35 @@
         <w:rPr>
           <w:lang w:val="es-419" w:eastAsia="es-CO"/>
         </w:rPr>
-        <w:t xml:space="preserve">La medicina de precisión adapta las intervenciones médicas a las características genéticas, ambientales y sociales de cada persona o población. En el ámbito de la salud pública de precisión, esta información se emplea para predecir patrones de riesgo, diseñar estrategias personalizadas y optimizar los recursos. Sahu et al. (2021), tecnologías como la Internet de las Cosas (IoT) y los dispositivos portátiles generan ecosistemas de datos continuos que complementan la información genómica tradicional, permitiendo construir indicadores dinámicos que integran factores biológicos y ambientales.   </w:t>
+        <w:t xml:space="preserve">La medicina de precisión adapta las intervenciones médicas a las características genéticas, ambientales y sociales de cada persona o población. En el ámbito de la salud pública de precisión, esta información se emplea para predecir patrones de riesgo, diseñar estrategias personalizadas y optimizar los recursos. </w:t>
+      </w:r>
+      <w:proofErr w:type="spellStart"/>
+      <w:r>
+        <w:rPr>
+          <w:lang w:val="es-419" w:eastAsia="es-CO"/>
+        </w:rPr>
+        <w:t>Sahu</w:t>
+      </w:r>
+      <w:proofErr w:type="spellEnd"/>
+      <w:r>
+        <w:rPr>
+          <w:lang w:val="es-419" w:eastAsia="es-CO"/>
+        </w:rPr>
+        <w:t xml:space="preserve"> et al. (2021), tecnologías como la Internet de las Cosas (</w:t>
+      </w:r>
+      <w:proofErr w:type="spellStart"/>
+      <w:r>
+        <w:rPr>
+          <w:lang w:val="es-419" w:eastAsia="es-CO"/>
+        </w:rPr>
+        <w:t>IoT</w:t>
+      </w:r>
+      <w:proofErr w:type="spellEnd"/>
+      <w:r>
+        <w:rPr>
+          <w:lang w:val="es-419" w:eastAsia="es-CO"/>
+        </w:rPr>
+        <w:t xml:space="preserve">) y los dispositivos portátiles generan ecosistemas de datos continuos que complementan la información genómica tradicional, permitiendo construir indicadores dinámicos que integran factores biológicos y ambientales.   </w:t>
       </w:r>
     </w:p>
     <w:p>
@@ -8326,20 +9227,62 @@
         <w:rPr>
           <w:lang w:val="es-419" w:eastAsia="es-CO"/>
         </w:rPr>
-        <w:t xml:space="preserve"> (HolonIQ y BID Lab, 2024).</w:t>
-      </w:r>
-    </w:p>
-    <w:p>
-      <w:pPr>
-        <w:rPr>
-          <w:lang w:val="es-419" w:eastAsia="es-CO"/>
-        </w:rPr>
-      </w:pPr>
-      <w:r>
-        <w:rPr>
-          <w:lang w:val="es-419" w:eastAsia="es-CO"/>
-        </w:rPr>
-        <w:t xml:space="preserve">En Chile, el programa Hospital Digital (2018) conecta la atención primaria con especialistas a través de telemedicina, reduciendo tiempos de espera y mejorando la gestión de pacientes crónicos. En Brasil, la Rede Nacional de Dados em Saúde (RNDS) integra información clínica, epidemiológica y genómica, facilitando la respuesta ante brotes y políticas basadas en evidencia. En México, la IA ha optimizado la farmacovigilancia y la telesalud comunitaria, fortaleciendo la vigilancia epidemiológica. Finalmente, Argentina y Uruguay han desarrollado historias clínicas electrónicas unificadas, promoviendo interoperabilidad y gobernanza ética de datos.  </w:t>
+        <w:t xml:space="preserve"> (</w:t>
+      </w:r>
+      <w:proofErr w:type="spellStart"/>
+      <w:r>
+        <w:rPr>
+          <w:lang w:val="es-419" w:eastAsia="es-CO"/>
+        </w:rPr>
+        <w:t>HolonIQ</w:t>
+      </w:r>
+      <w:proofErr w:type="spellEnd"/>
+      <w:r>
+        <w:rPr>
+          <w:lang w:val="es-419" w:eastAsia="es-CO"/>
+        </w:rPr>
+        <w:t xml:space="preserve"> y BID </w:t>
+      </w:r>
+      <w:proofErr w:type="spellStart"/>
+      <w:r>
+        <w:rPr>
+          <w:lang w:val="es-419" w:eastAsia="es-CO"/>
+        </w:rPr>
+        <w:t>Lab</w:t>
+      </w:r>
+      <w:proofErr w:type="spellEnd"/>
+      <w:r>
+        <w:rPr>
+          <w:lang w:val="es-419" w:eastAsia="es-CO"/>
+        </w:rPr>
+        <w:t>, 2024).</w:t>
+      </w:r>
+    </w:p>
+    <w:p>
+      <w:pPr>
+        <w:rPr>
+          <w:lang w:val="es-419" w:eastAsia="es-CO"/>
+        </w:rPr>
+      </w:pPr>
+      <w:r>
+        <w:rPr>
+          <w:lang w:val="es-419" w:eastAsia="es-CO"/>
+        </w:rPr>
+        <w:t xml:space="preserve">En Chile, el programa Hospital Digital (2018) conecta la atención primaria con especialistas a través de telemedicina, reduciendo tiempos de espera y mejorando la gestión de pacientes crónicos. En Brasil, la Rede Nacional de Dados em </w:t>
+      </w:r>
+      <w:proofErr w:type="spellStart"/>
+      <w:r>
+        <w:rPr>
+          <w:lang w:val="es-419" w:eastAsia="es-CO"/>
+        </w:rPr>
+        <w:t>Saúde</w:t>
+      </w:r>
+      <w:proofErr w:type="spellEnd"/>
+      <w:r>
+        <w:rPr>
+          <w:lang w:val="es-419" w:eastAsia="es-CO"/>
+        </w:rPr>
+        <w:t xml:space="preserve"> (RNDS) integra información clínica, epidemiológica y genómica, facilitando la respuesta ante brotes y políticas basadas en evidencia. En México, la IA ha optimizado la farmacovigilancia y la telesalud comunitaria, fortaleciendo la vigilancia epidemiológica. Finalmente, Argentina y Uruguay han desarrollado historias clínicas electrónicas unificadas, promoviendo interoperabilidad y gobernanza ética de datos.  </w:t>
       </w:r>
     </w:p>
     <w:p>
@@ -8483,13 +9426,63 @@
         </w:rPr>
         <w:t xml:space="preserve">Este componente aborda cómo transformar ideas en soluciones de alto impacto para la salud pública mediante innovación y tecnología. Se estudian los elementos de la propuesta de valor y el uso de herramientas como </w:t>
       </w:r>
+      <w:proofErr w:type="spellStart"/>
       <w:r>
         <w:rPr>
           <w:rStyle w:val="Extranjerismo"/>
           <w:lang w:val="es-419" w:eastAsia="es-CO"/>
         </w:rPr>
-        <w:t>Value Proposition Canvas y Lean Canvas</w:t>
-      </w:r>
+        <w:t>Value</w:t>
+      </w:r>
+      <w:proofErr w:type="spellEnd"/>
+      <w:r>
+        <w:rPr>
+          <w:rStyle w:val="Extranjerismo"/>
+          <w:lang w:val="es-419" w:eastAsia="es-CO"/>
+        </w:rPr>
+        <w:t xml:space="preserve"> </w:t>
+      </w:r>
+      <w:proofErr w:type="spellStart"/>
+      <w:r>
+        <w:rPr>
+          <w:rStyle w:val="Extranjerismo"/>
+          <w:lang w:val="es-419" w:eastAsia="es-CO"/>
+        </w:rPr>
+        <w:t>Proposition</w:t>
+      </w:r>
+      <w:proofErr w:type="spellEnd"/>
+      <w:r>
+        <w:rPr>
+          <w:rStyle w:val="Extranjerismo"/>
+          <w:lang w:val="es-419" w:eastAsia="es-CO"/>
+        </w:rPr>
+        <w:t xml:space="preserve"> </w:t>
+      </w:r>
+      <w:proofErr w:type="spellStart"/>
+      <w:r>
+        <w:rPr>
+          <w:rStyle w:val="Extranjerismo"/>
+          <w:lang w:val="es-419" w:eastAsia="es-CO"/>
+        </w:rPr>
+        <w:t>Canvas</w:t>
+      </w:r>
+      <w:proofErr w:type="spellEnd"/>
+      <w:r>
+        <w:rPr>
+          <w:rStyle w:val="Extranjerismo"/>
+          <w:lang w:val="es-419" w:eastAsia="es-CO"/>
+        </w:rPr>
+        <w:t xml:space="preserve"> y Lean </w:t>
+      </w:r>
+      <w:proofErr w:type="spellStart"/>
+      <w:r>
+        <w:rPr>
+          <w:rStyle w:val="Extranjerismo"/>
+          <w:lang w:val="es-419" w:eastAsia="es-CO"/>
+        </w:rPr>
+        <w:t>Canvas</w:t>
+      </w:r>
+      <w:proofErr w:type="spellEnd"/>
       <w:r>
         <w:rPr>
           <w:lang w:val="es-419" w:eastAsia="es-CO"/>
@@ -8614,6 +9607,7 @@
           <w:lang w:val="es-419"/>
         </w:rPr>
       </w:pPr>
+      <w:proofErr w:type="spellStart"/>
       <w:r>
         <w:rPr>
           <w:rStyle w:val="Extranjerismo"/>
@@ -8623,6 +9617,7 @@
         </w:rPr>
         <w:t>Dashboard</w:t>
       </w:r>
+      <w:proofErr w:type="spellEnd"/>
       <w:r>
         <w:rPr>
           <w:rFonts w:ascii="Calibri" w:hAnsi="Calibri" w:cs="Calibri"/>
@@ -8637,7 +9632,25 @@
           <w:szCs w:val="28"/>
           <w:lang w:val="es-419"/>
         </w:rPr>
-        <w:t>anel de control que visualiza información clave, como indicadores (KPIs), de manera gráfica y fácil de entender para facilitar la toma de decisiones. Funciona como el tablero de un automóvil, mostrando de un vistazo datos relevantes en tiempo real, lo que permite a los usuarios monitorear el rendimiento y la estrategia de un negocio sin tener que consultar múltiples fuentes.</w:t>
+        <w:t>anel de control que visualiza información clave, como indicadores (</w:t>
+      </w:r>
+      <w:proofErr w:type="spellStart"/>
+      <w:r>
+        <w:rPr>
+          <w:rFonts w:ascii="Calibri" w:hAnsi="Calibri" w:cs="Calibri"/>
+          <w:szCs w:val="28"/>
+          <w:lang w:val="es-419"/>
+        </w:rPr>
+        <w:t>KPIs</w:t>
+      </w:r>
+      <w:proofErr w:type="spellEnd"/>
+      <w:r>
+        <w:rPr>
+          <w:rFonts w:ascii="Calibri" w:hAnsi="Calibri" w:cs="Calibri"/>
+          <w:szCs w:val="28"/>
+          <w:lang w:val="es-419"/>
+        </w:rPr>
+        <w:t>), de manera gráfica y fácil de entender para facilitar la toma de decisiones. Funciona como el tablero de un automóvil, mostrando de un vistazo datos relevantes en tiempo real, lo que permite a los usuarios monitorear el rendimiento y la estrategia de un negocio sin tener que consultar múltiples fuentes.</w:t>
       </w:r>
     </w:p>
     <w:p>
@@ -8750,6 +9763,7 @@
         </w:rPr>
         <w:t>s</w:t>
       </w:r>
+      <w:proofErr w:type="spellStart"/>
       <w:r>
         <w:rPr>
           <w:rStyle w:val="Extranjerismo"/>
@@ -8757,6 +9771,7 @@
         </w:rPr>
         <w:t>oftware</w:t>
       </w:r>
+      <w:proofErr w:type="spellEnd"/>
       <w:r>
         <w:rPr>
           <w:rFonts w:ascii="Calibri" w:hAnsi="Calibri" w:cs="Calibri"/>
@@ -8922,7 +9937,25 @@
           <w:sz w:val="28"/>
           <w:szCs w:val="28"/>
         </w:rPr>
-        <w:t>: sistemas de información e historia clínica. Conexxion.</w:t>
+        <w:t xml:space="preserve">: sistemas de información e historia clínica. </w:t>
+      </w:r>
+      <w:proofErr w:type="spellStart"/>
+      <w:r>
+        <w:rPr>
+          <w:rFonts w:asciiTheme="minorHAnsi" w:hAnsiTheme="minorHAnsi" w:cstheme="minorHAnsi"/>
+          <w:sz w:val="28"/>
+          <w:szCs w:val="28"/>
+        </w:rPr>
+        <w:t>Conexxion</w:t>
+      </w:r>
+      <w:proofErr w:type="spellEnd"/>
+      <w:r>
+        <w:rPr>
+          <w:rFonts w:asciiTheme="minorHAnsi" w:hAnsiTheme="minorHAnsi" w:cstheme="minorHAnsi"/>
+          <w:sz w:val="28"/>
+          <w:szCs w:val="28"/>
+        </w:rPr>
+        <w:t>.</w:t>
       </w:r>
     </w:p>
     <w:p>
@@ -8947,13 +9980,41 @@
           <w:szCs w:val="28"/>
         </w:rPr>
       </w:pPr>
+      <w:proofErr w:type="spellStart"/>
       <w:r>
         <w:rPr>
           <w:rFonts w:asciiTheme="minorHAnsi" w:hAnsiTheme="minorHAnsi" w:cstheme="minorHAnsi"/>
           <w:sz w:val="28"/>
           <w:szCs w:val="28"/>
         </w:rPr>
-        <w:t>Adelusi, B. &amp;.-A. (2025</w:t>
+        <w:t>Adelusi</w:t>
+      </w:r>
+      <w:proofErr w:type="spellEnd"/>
+      <w:r>
+        <w:rPr>
+          <w:rFonts w:asciiTheme="minorHAnsi" w:hAnsiTheme="minorHAnsi" w:cstheme="minorHAnsi"/>
+          <w:sz w:val="28"/>
+          <w:szCs w:val="28"/>
+        </w:rPr>
+        <w:t xml:space="preserve">, B. </w:t>
+      </w:r>
+      <w:proofErr w:type="gramStart"/>
+      <w:r>
+        <w:rPr>
+          <w:rFonts w:asciiTheme="minorHAnsi" w:hAnsiTheme="minorHAnsi" w:cstheme="minorHAnsi"/>
+          <w:sz w:val="28"/>
+          <w:szCs w:val="28"/>
+        </w:rPr>
+        <w:t>&amp;.-</w:t>
+      </w:r>
+      <w:proofErr w:type="gramEnd"/>
+      <w:r>
+        <w:rPr>
+          <w:rFonts w:asciiTheme="minorHAnsi" w:hAnsiTheme="minorHAnsi" w:cstheme="minorHAnsi"/>
+          <w:sz w:val="28"/>
+          <w:szCs w:val="28"/>
+        </w:rPr>
+        <w:t>A. (2025</w:t>
       </w:r>
       <w:r>
         <w:rPr>
@@ -9174,7 +10235,25 @@
           <w:sz w:val="28"/>
           <w:szCs w:val="28"/>
         </w:rPr>
-        <w:t>alud. Portal Sivigila 4.0</w:t>
+        <w:t xml:space="preserve">alud. Portal </w:t>
+      </w:r>
+      <w:proofErr w:type="spellStart"/>
+      <w:r>
+        <w:rPr>
+          <w:rFonts w:asciiTheme="minorHAnsi" w:hAnsiTheme="minorHAnsi" w:cstheme="minorHAnsi"/>
+          <w:sz w:val="28"/>
+          <w:szCs w:val="28"/>
+        </w:rPr>
+        <w:t>Sivigila</w:t>
+      </w:r>
+      <w:proofErr w:type="spellEnd"/>
+      <w:r>
+        <w:rPr>
+          <w:rFonts w:asciiTheme="minorHAnsi" w:hAnsiTheme="minorHAnsi" w:cstheme="minorHAnsi"/>
+          <w:sz w:val="28"/>
+          <w:szCs w:val="28"/>
+        </w:rPr>
+        <w:t xml:space="preserve"> 4.0</w:t>
       </w:r>
       <w:r>
         <w:rPr>
@@ -9217,13 +10296,23 @@
           <w:szCs w:val="28"/>
         </w:rPr>
       </w:pPr>
+      <w:proofErr w:type="spellStart"/>
       <w:r>
         <w:rPr>
           <w:rFonts w:asciiTheme="minorHAnsi" w:hAnsiTheme="minorHAnsi" w:cstheme="minorHAnsi"/>
           <w:sz w:val="28"/>
           <w:szCs w:val="28"/>
         </w:rPr>
-        <w:t xml:space="preserve">Keyrus. (s.f.). Comparativa. </w:t>
+        <w:t>Keyrus</w:t>
+      </w:r>
+      <w:proofErr w:type="spellEnd"/>
+      <w:r>
+        <w:rPr>
+          <w:rFonts w:asciiTheme="minorHAnsi" w:hAnsiTheme="minorHAnsi" w:cstheme="minorHAnsi"/>
+          <w:sz w:val="28"/>
+          <w:szCs w:val="28"/>
+        </w:rPr>
+        <w:t xml:space="preserve">. (s.f.). Comparativa. </w:t>
       </w:r>
       <w:r>
         <w:rPr>
@@ -9301,13 +10390,23 @@
           <w:szCs w:val="28"/>
         </w:rPr>
       </w:pPr>
+      <w:proofErr w:type="spellStart"/>
       <w:r>
         <w:rPr>
           <w:rFonts w:asciiTheme="minorHAnsi" w:hAnsiTheme="minorHAnsi" w:cstheme="minorHAnsi"/>
           <w:sz w:val="28"/>
           <w:szCs w:val="28"/>
         </w:rPr>
-        <w:t xml:space="preserve">Maurya, A. (2012). </w:t>
+        <w:t>Maurya</w:t>
+      </w:r>
+      <w:proofErr w:type="spellEnd"/>
+      <w:r>
+        <w:rPr>
+          <w:rFonts w:asciiTheme="minorHAnsi" w:hAnsiTheme="minorHAnsi" w:cstheme="minorHAnsi"/>
+          <w:sz w:val="28"/>
+          <w:szCs w:val="28"/>
+        </w:rPr>
+        <w:t xml:space="preserve">, A. (2012). </w:t>
       </w:r>
       <w:r>
         <w:rPr>
@@ -9506,7 +10605,61 @@
           <w:szCs w:val="28"/>
         </w:rPr>
         <w:lastRenderedPageBreak/>
-        <w:t xml:space="preserve">Pro Pharma Research Organization. (s.f.). ¿Cómo están revolucionando la IA y </w:t>
+        <w:t xml:space="preserve">Pro </w:t>
+      </w:r>
+      <w:proofErr w:type="spellStart"/>
+      <w:r>
+        <w:rPr>
+          <w:rFonts w:asciiTheme="minorHAnsi" w:hAnsiTheme="minorHAnsi" w:cstheme="minorHAnsi"/>
+          <w:sz w:val="28"/>
+          <w:szCs w:val="28"/>
+        </w:rPr>
+        <w:t>Pharma</w:t>
+      </w:r>
+      <w:proofErr w:type="spellEnd"/>
+      <w:r>
+        <w:rPr>
+          <w:rFonts w:asciiTheme="minorHAnsi" w:hAnsiTheme="minorHAnsi" w:cstheme="minorHAnsi"/>
+          <w:sz w:val="28"/>
+          <w:szCs w:val="28"/>
+        </w:rPr>
+        <w:t xml:space="preserve"> </w:t>
+      </w:r>
+      <w:proofErr w:type="spellStart"/>
+      <w:r>
+        <w:rPr>
+          <w:rFonts w:asciiTheme="minorHAnsi" w:hAnsiTheme="minorHAnsi" w:cstheme="minorHAnsi"/>
+          <w:sz w:val="28"/>
+          <w:szCs w:val="28"/>
+        </w:rPr>
+        <w:t>Research</w:t>
+      </w:r>
+      <w:proofErr w:type="spellEnd"/>
+      <w:r>
+        <w:rPr>
+          <w:rFonts w:asciiTheme="minorHAnsi" w:hAnsiTheme="minorHAnsi" w:cstheme="minorHAnsi"/>
+          <w:sz w:val="28"/>
+          <w:szCs w:val="28"/>
+        </w:rPr>
+        <w:t xml:space="preserve"> </w:t>
+      </w:r>
+      <w:proofErr w:type="spellStart"/>
+      <w:r>
+        <w:rPr>
+          <w:rFonts w:asciiTheme="minorHAnsi" w:hAnsiTheme="minorHAnsi" w:cstheme="minorHAnsi"/>
+          <w:sz w:val="28"/>
+          <w:szCs w:val="28"/>
+        </w:rPr>
+        <w:t>Organization</w:t>
+      </w:r>
+      <w:proofErr w:type="spellEnd"/>
+      <w:r>
+        <w:rPr>
+          <w:rFonts w:asciiTheme="minorHAnsi" w:hAnsiTheme="minorHAnsi" w:cstheme="minorHAnsi"/>
+          <w:sz w:val="28"/>
+          <w:szCs w:val="28"/>
+        </w:rPr>
+        <w:t xml:space="preserve">. (s.f.). ¿Cómo están revolucionando la IA y </w:t>
       </w:r>
       <w:r>
         <w:rPr>
@@ -9566,13 +10719,59 @@
           <w:szCs w:val="28"/>
         </w:rPr>
       </w:pPr>
+      <w:proofErr w:type="spellStart"/>
       <w:r>
         <w:rPr>
           <w:rFonts w:asciiTheme="minorHAnsi" w:hAnsiTheme="minorHAnsi" w:cstheme="minorHAnsi"/>
           <w:sz w:val="28"/>
           <w:szCs w:val="28"/>
         </w:rPr>
-        <w:t xml:space="preserve">Sahu Kirti Sundar, M. S. (2021). </w:t>
+        <w:t>Sahu</w:t>
+      </w:r>
+      <w:proofErr w:type="spellEnd"/>
+      <w:r>
+        <w:rPr>
+          <w:rFonts w:asciiTheme="minorHAnsi" w:hAnsiTheme="minorHAnsi" w:cstheme="minorHAnsi"/>
+          <w:sz w:val="28"/>
+          <w:szCs w:val="28"/>
+        </w:rPr>
+        <w:t xml:space="preserve"> </w:t>
+      </w:r>
+      <w:proofErr w:type="spellStart"/>
+      <w:r>
+        <w:rPr>
+          <w:rFonts w:asciiTheme="minorHAnsi" w:hAnsiTheme="minorHAnsi" w:cstheme="minorHAnsi"/>
+          <w:sz w:val="28"/>
+          <w:szCs w:val="28"/>
+        </w:rPr>
+        <w:t>Kirti</w:t>
+      </w:r>
+      <w:proofErr w:type="spellEnd"/>
+      <w:r>
+        <w:rPr>
+          <w:rFonts w:asciiTheme="minorHAnsi" w:hAnsiTheme="minorHAnsi" w:cstheme="minorHAnsi"/>
+          <w:sz w:val="28"/>
+          <w:szCs w:val="28"/>
+        </w:rPr>
+        <w:t xml:space="preserve"> </w:t>
+      </w:r>
+      <w:proofErr w:type="spellStart"/>
+      <w:r>
+        <w:rPr>
+          <w:rFonts w:asciiTheme="minorHAnsi" w:hAnsiTheme="minorHAnsi" w:cstheme="minorHAnsi"/>
+          <w:sz w:val="28"/>
+          <w:szCs w:val="28"/>
+        </w:rPr>
+        <w:t>Sundar</w:t>
+      </w:r>
+      <w:proofErr w:type="spellEnd"/>
+      <w:r>
+        <w:rPr>
+          <w:rFonts w:asciiTheme="minorHAnsi" w:hAnsiTheme="minorHAnsi" w:cstheme="minorHAnsi"/>
+          <w:sz w:val="28"/>
+          <w:szCs w:val="28"/>
+        </w:rPr>
+        <w:t xml:space="preserve">, M. S. (2021). </w:t>
       </w:r>
       <w:r>
         <w:rPr>
@@ -9730,13 +10929,59 @@
           <w:szCs w:val="28"/>
         </w:rPr>
       </w:pPr>
+      <w:proofErr w:type="spellStart"/>
       <w:r>
         <w:rPr>
           <w:rFonts w:asciiTheme="minorHAnsi" w:hAnsiTheme="minorHAnsi" w:cstheme="minorHAnsi"/>
           <w:sz w:val="28"/>
           <w:szCs w:val="28"/>
         </w:rPr>
-        <w:t xml:space="preserve">Schulze, A., Brand, F., Geppert, J., &amp; Böl, G. F. (s.f.). </w:t>
+        <w:t>Schulze</w:t>
+      </w:r>
+      <w:proofErr w:type="spellEnd"/>
+      <w:r>
+        <w:rPr>
+          <w:rFonts w:asciiTheme="minorHAnsi" w:hAnsiTheme="minorHAnsi" w:cstheme="minorHAnsi"/>
+          <w:sz w:val="28"/>
+          <w:szCs w:val="28"/>
+        </w:rPr>
+        <w:t xml:space="preserve">, A., Brand, F., </w:t>
+      </w:r>
+      <w:proofErr w:type="spellStart"/>
+      <w:r>
+        <w:rPr>
+          <w:rFonts w:asciiTheme="minorHAnsi" w:hAnsiTheme="minorHAnsi" w:cstheme="minorHAnsi"/>
+          <w:sz w:val="28"/>
+          <w:szCs w:val="28"/>
+        </w:rPr>
+        <w:t>Geppert</w:t>
+      </w:r>
+      <w:proofErr w:type="spellEnd"/>
+      <w:r>
+        <w:rPr>
+          <w:rFonts w:asciiTheme="minorHAnsi" w:hAnsiTheme="minorHAnsi" w:cstheme="minorHAnsi"/>
+          <w:sz w:val="28"/>
+          <w:szCs w:val="28"/>
+        </w:rPr>
+        <w:t xml:space="preserve">, J., &amp; </w:t>
+      </w:r>
+      <w:proofErr w:type="spellStart"/>
+      <w:r>
+        <w:rPr>
+          <w:rFonts w:asciiTheme="minorHAnsi" w:hAnsiTheme="minorHAnsi" w:cstheme="minorHAnsi"/>
+          <w:sz w:val="28"/>
+          <w:szCs w:val="28"/>
+        </w:rPr>
+        <w:t>Böl</w:t>
+      </w:r>
+      <w:proofErr w:type="spellEnd"/>
+      <w:r>
+        <w:rPr>
+          <w:rFonts w:asciiTheme="minorHAnsi" w:hAnsiTheme="minorHAnsi" w:cstheme="minorHAnsi"/>
+          <w:sz w:val="28"/>
+          <w:szCs w:val="28"/>
+        </w:rPr>
+        <w:t xml:space="preserve">, G. F. (s.f.). </w:t>
       </w:r>
       <w:r>
         <w:rPr>
@@ -10503,7 +11748,23 @@
                 <w:rFonts w:cs="Calibri"/>
                 <w:szCs w:val="24"/>
               </w:rPr>
-              <w:t>María Luz Gunturiz Albarracín</w:t>
+              <w:t xml:space="preserve">María Luz </w:t>
+            </w:r>
+            <w:proofErr w:type="spellStart"/>
+            <w:r>
+              <w:rPr>
+                <w:rFonts w:cs="Calibri"/>
+                <w:szCs w:val="24"/>
+              </w:rPr>
+              <w:t>Gunturiz</w:t>
+            </w:r>
+            <w:proofErr w:type="spellEnd"/>
+            <w:r>
+              <w:rPr>
+                <w:rFonts w:cs="Calibri"/>
+                <w:szCs w:val="24"/>
+              </w:rPr>
+              <w:t xml:space="preserve"> Albarracín</w:t>
             </w:r>
           </w:p>
         </w:tc>
@@ -10895,8 +12156,17 @@
                 <w:rFonts w:cs="Calibri"/>
                 <w:szCs w:val="24"/>
               </w:rPr>
-              <w:t>Jair Enrique Coll Gallardo</w:t>
-            </w:r>
+              <w:t xml:space="preserve">Jair Enrique Coll </w:t>
+            </w:r>
+            <w:proofErr w:type="spellStart"/>
+            <w:r>
+              <w:rPr>
+                <w:rFonts w:cs="Calibri"/>
+                <w:szCs w:val="24"/>
+              </w:rPr>
+              <w:t>Gallardo</w:t>
+            </w:r>
+            <w:proofErr w:type="spellEnd"/>
           </w:p>
         </w:tc>
         <w:tc>
@@ -11318,7 +12588,23 @@
                 <w:rFonts w:cs="Calibri"/>
                 <w:szCs w:val="24"/>
               </w:rPr>
-              <w:t>Jonathan Adie Villafañe</w:t>
+              <w:t xml:space="preserve">Jonathan </w:t>
+            </w:r>
+            <w:proofErr w:type="spellStart"/>
+            <w:r>
+              <w:rPr>
+                <w:rFonts w:cs="Calibri"/>
+                <w:szCs w:val="24"/>
+              </w:rPr>
+              <w:t>Adie</w:t>
+            </w:r>
+            <w:proofErr w:type="spellEnd"/>
+            <w:r>
+              <w:rPr>
+                <w:rFonts w:cs="Calibri"/>
+                <w:szCs w:val="24"/>
+              </w:rPr>
+              <w:t xml:space="preserve"> Villafañe</w:t>
             </w:r>
           </w:p>
         </w:tc>
@@ -11378,12 +12664,21 @@
                 <w:szCs w:val="24"/>
               </w:rPr>
             </w:pPr>
+            <w:proofErr w:type="spellStart"/>
             <w:r>
               <w:rPr>
                 <w:rFonts w:cs="Calibri"/>
                 <w:szCs w:val="24"/>
               </w:rPr>
-              <w:t>Karine Isabel Ospino Fritz</w:t>
+              <w:t>Karine</w:t>
+            </w:r>
+            <w:proofErr w:type="spellEnd"/>
+            <w:r>
+              <w:rPr>
+                <w:rFonts w:cs="Calibri"/>
+                <w:szCs w:val="24"/>
+              </w:rPr>
+              <w:t xml:space="preserve"> Isabel Ospino Fritz</w:t>
             </w:r>
           </w:p>
         </w:tc>
@@ -16591,17 +17886,6 @@
 </file>
 
 <file path=customXml/item1.xml><?xml version="1.0" encoding="utf-8"?>
-<p:properties xmlns:p="http://schemas.microsoft.com/office/2006/metadata/properties" xmlns:xsi="http://www.w3.org/2001/XMLSchema-instance" xmlns:pc="http://schemas.microsoft.com/office/infopath/2007/PartnerControls">
-  <documentManagement>
-    <TaxCatchAll xmlns="13c90a0b-73bc-4dc0-be5f-28d77b615beb" xsi:nil="true"/>
-    <lcf76f155ced4ddcb4097134ff3c332f xmlns="13c93bba-48ce-428c-bfe5-88b42c19b028">
-      <Terms xmlns="http://schemas.microsoft.com/office/infopath/2007/PartnerControls"/>
-    </lcf76f155ced4ddcb4097134ff3c332f>
-  </documentManagement>
-</p:properties>
-</file>
-
-<file path=customXml/item2.xml><?xml version="1.0" encoding="utf-8"?>
 <b:Sources xmlns:b="http://schemas.openxmlformats.org/officeDocument/2006/bibliography" xmlns="http://schemas.openxmlformats.org/officeDocument/2006/bibliography" SelectedStyle="\APASixthEditionOfficeOnline.xsl" StyleName="APA" Version="6">
   <b:Source>
     <b:Tag>Mue12</b:Tag>
@@ -17112,31 +18396,48 @@
 </b:Sources>
 </file>
 
+<file path=customXml/item2.xml><?xml version="1.0" encoding="utf-8"?>
+<p:properties xmlns:p="http://schemas.microsoft.com/office/2006/metadata/properties" xmlns:xsi="http://www.w3.org/2001/XMLSchema-instance" xmlns:pc="http://schemas.microsoft.com/office/infopath/2007/PartnerControls">
+  <documentManagement>
+    <TaxCatchAll xmlns="67a0edcd-0de5-43ed-8c27-e32f38a00c91" xsi:nil="true"/>
+    <lcf76f155ced4ddcb4097134ff3c332f xmlns="42760c81-fd8e-4d59-8953-7cdb9f38b14f">
+      <Terms xmlns="http://schemas.microsoft.com/office/infopath/2007/PartnerControls"/>
+    </lcf76f155ced4ddcb4097134ff3c332f>
+  </documentManagement>
+</p:properties>
+</file>
+
 <file path=customXml/item3.xml><?xml version="1.0" encoding="utf-8"?>
-<ct:contentTypeSchema xmlns:ct="http://schemas.microsoft.com/office/2006/metadata/contentType" xmlns:ma="http://schemas.microsoft.com/office/2006/metadata/properties/metaAttributes" ct:_="" ma:_="" ma:contentTypeName="Documento" ma:contentTypeID="0x0101006A81D6BD42E8DF4C91013959704817E1" ma:contentTypeVersion="15" ma:contentTypeDescription="Crear nuevo documento." ma:contentTypeScope="" ma:versionID="bf4f72ffd194f0963ff564daca6869f7">
-  <xsd:schema xmlns:xsd="http://www.w3.org/2001/XMLSchema" xmlns:xs="http://www.w3.org/2001/XMLSchema" xmlns:p="http://schemas.microsoft.com/office/2006/metadata/properties" xmlns:ns2="13c90a0b-73bc-4dc0-be5f-28d77b615beb" xmlns:ns3="13c93bba-48ce-428c-bfe5-88b42c19b028" targetNamespace="http://schemas.microsoft.com/office/2006/metadata/properties" ma:root="true" ma:fieldsID="8718d6f4873a5b1392a45044efa78385" ns2:_="" ns3:_="">
-    <xsd:import namespace="13c90a0b-73bc-4dc0-be5f-28d77b615beb"/>
-    <xsd:import namespace="13c93bba-48ce-428c-bfe5-88b42c19b028"/>
+<?mso-contentType ?>
+<FormTemplates xmlns="http://schemas.microsoft.com/sharepoint/v3/contenttype/forms">
+  <Display>DocumentLibraryForm</Display>
+  <Edit>DocumentLibraryForm</Edit>
+  <New>DocumentLibraryForm</New>
+</FormTemplates>
+</file>
+
+<file path=customXml/item4.xml><?xml version="1.0" encoding="utf-8"?>
+<ct:contentTypeSchema xmlns:ct="http://schemas.microsoft.com/office/2006/metadata/contentType" xmlns:ma="http://schemas.microsoft.com/office/2006/metadata/properties/metaAttributes" ct:_="" ma:_="" ma:contentTypeName="Documento" ma:contentTypeID="0x01010005252A1EF3BD024F856B47B579AB5244" ma:contentTypeVersion="12" ma:contentTypeDescription="Crear nuevo documento." ma:contentTypeScope="" ma:versionID="32d0e18b85ac20c34eab62df21c0cf58">
+  <xsd:schema xmlns:xsd="http://www.w3.org/2001/XMLSchema" xmlns:xs="http://www.w3.org/2001/XMLSchema" xmlns:p="http://schemas.microsoft.com/office/2006/metadata/properties" xmlns:ns2="42760c81-fd8e-4d59-8953-7cdb9f38b14f" xmlns:ns3="67a0edcd-0de5-43ed-8c27-e32f38a00c91" targetNamespace="http://schemas.microsoft.com/office/2006/metadata/properties" ma:root="true" ma:fieldsID="cc2c149e99f10870fd5bc3964e5386d3" ns2:_="" ns3:_="">
+    <xsd:import namespace="42760c81-fd8e-4d59-8953-7cdb9f38b14f"/>
+    <xsd:import namespace="67a0edcd-0de5-43ed-8c27-e32f38a00c91"/>
     <xsd:element name="properties">
       <xsd:complexType>
         <xsd:sequence>
           <xsd:element name="documentManagement">
             <xsd:complexType>
               <xsd:all>
-                <xsd:element ref="ns2:SharedWithUsers" minOccurs="0"/>
-                <xsd:element ref="ns2:SharedWithDetails" minOccurs="0"/>
-                <xsd:element ref="ns3:MediaServiceMetadata" minOccurs="0"/>
-                <xsd:element ref="ns3:MediaServiceFastMetadata" minOccurs="0"/>
-                <xsd:element ref="ns3:MediaServiceSearchProperties" minOccurs="0"/>
-                <xsd:element ref="ns3:MediaServiceObjectDetectorVersions" minOccurs="0"/>
-                <xsd:element ref="ns3:MediaServiceDateTaken" minOccurs="0"/>
-                <xsd:element ref="ns3:MediaServiceGenerationTime" minOccurs="0"/>
-                <xsd:element ref="ns3:MediaServiceEventHashCode" minOccurs="0"/>
-                <xsd:element ref="ns3:MediaLengthInSeconds" minOccurs="0"/>
-                <xsd:element ref="ns3:lcf76f155ced4ddcb4097134ff3c332f" minOccurs="0"/>
-                <xsd:element ref="ns2:TaxCatchAll" minOccurs="0"/>
-                <xsd:element ref="ns3:MediaServiceOCR" minOccurs="0"/>
-                <xsd:element ref="ns3:MediaServiceLocation" minOccurs="0"/>
+                <xsd:element ref="ns2:MediaServiceMetadata" minOccurs="0"/>
+                <xsd:element ref="ns2:MediaServiceFastMetadata" minOccurs="0"/>
+                <xsd:element ref="ns2:MediaServiceSearchProperties" minOccurs="0"/>
+                <xsd:element ref="ns2:MediaServiceDateTaken" minOccurs="0"/>
+                <xsd:element ref="ns2:MediaServiceGenerationTime" minOccurs="0"/>
+                <xsd:element ref="ns2:MediaServiceEventHashCode" minOccurs="0"/>
+                <xsd:element ref="ns2:MediaLengthInSeconds" minOccurs="0"/>
+                <xsd:element ref="ns2:lcf76f155ced4ddcb4097134ff3c332f" minOccurs="0"/>
+                <xsd:element ref="ns3:TaxCatchAll" minOccurs="0"/>
+                <xsd:element ref="ns2:MediaServiceOCR" minOccurs="0"/>
+                <xsd:element ref="ns2:MediaServiceLocation" minOccurs="0"/>
               </xsd:all>
             </xsd:complexType>
           </xsd:element>
@@ -17144,36 +18445,68 @@
       </xsd:complexType>
     </xsd:element>
   </xsd:schema>
-  <xsd:schema xmlns:xsd="http://www.w3.org/2001/XMLSchema" xmlns:xs="http://www.w3.org/2001/XMLSchema" xmlns:dms="http://schemas.microsoft.com/office/2006/documentManagement/types" xmlns:pc="http://schemas.microsoft.com/office/infopath/2007/PartnerControls" targetNamespace="13c90a0b-73bc-4dc0-be5f-28d77b615beb" elementFormDefault="qualified">
+  <xsd:schema xmlns:xsd="http://www.w3.org/2001/XMLSchema" xmlns:xs="http://www.w3.org/2001/XMLSchema" xmlns:dms="http://schemas.microsoft.com/office/2006/documentManagement/types" xmlns:pc="http://schemas.microsoft.com/office/infopath/2007/PartnerControls" targetNamespace="42760c81-fd8e-4d59-8953-7cdb9f38b14f" elementFormDefault="qualified">
     <xsd:import namespace="http://schemas.microsoft.com/office/2006/documentManagement/types"/>
     <xsd:import namespace="http://schemas.microsoft.com/office/infopath/2007/PartnerControls"/>
-    <xsd:element name="SharedWithUsers" ma:index="8" nillable="true" ma:displayName="Compartido con" ma:internalName="SharedWithUsers" ma:readOnly="true">
+    <xsd:element name="MediaServiceMetadata" ma:index="8" nillable="true" ma:displayName="MediaServiceMetadata" ma:hidden="true" ma:internalName="MediaServiceMetadata" ma:readOnly="true">
+      <xsd:simpleType>
+        <xsd:restriction base="dms:Note"/>
+      </xsd:simpleType>
+    </xsd:element>
+    <xsd:element name="MediaServiceFastMetadata" ma:index="9" nillable="true" ma:displayName="MediaServiceFastMetadata" ma:hidden="true" ma:internalName="MediaServiceFastMetadata" ma:readOnly="true">
+      <xsd:simpleType>
+        <xsd:restriction base="dms:Note"/>
+      </xsd:simpleType>
+    </xsd:element>
+    <xsd:element name="MediaServiceSearchProperties" ma:index="10" nillable="true" ma:displayName="MediaServiceSearchProperties" ma:hidden="true" ma:internalName="MediaServiceSearchProperties" ma:readOnly="true">
+      <xsd:simpleType>
+        <xsd:restriction base="dms:Note"/>
+      </xsd:simpleType>
+    </xsd:element>
+    <xsd:element name="MediaServiceDateTaken" ma:index="11" nillable="true" ma:displayName="MediaServiceDateTaken" ma:hidden="true" ma:indexed="true" ma:internalName="MediaServiceDateTaken" ma:readOnly="true">
+      <xsd:simpleType>
+        <xsd:restriction base="dms:Text"/>
+      </xsd:simpleType>
+    </xsd:element>
+    <xsd:element name="MediaServiceGenerationTime" ma:index="12" nillable="true" ma:displayName="MediaServiceGenerationTime" ma:hidden="true" ma:internalName="MediaServiceGenerationTime" ma:readOnly="true">
+      <xsd:simpleType>
+        <xsd:restriction base="dms:Text"/>
+      </xsd:simpleType>
+    </xsd:element>
+    <xsd:element name="MediaServiceEventHashCode" ma:index="13" nillable="true" ma:displayName="MediaServiceEventHashCode" ma:hidden="true" ma:internalName="MediaServiceEventHashCode" ma:readOnly="true">
+      <xsd:simpleType>
+        <xsd:restriction base="dms:Text"/>
+      </xsd:simpleType>
+    </xsd:element>
+    <xsd:element name="MediaLengthInSeconds" ma:index="14" nillable="true" ma:displayName="MediaLengthInSeconds" ma:hidden="true" ma:internalName="MediaLengthInSeconds" ma:readOnly="true">
+      <xsd:simpleType>
+        <xsd:restriction base="dms:Unknown"/>
+      </xsd:simpleType>
+    </xsd:element>
+    <xsd:element name="lcf76f155ced4ddcb4097134ff3c332f" ma:index="16" nillable="true" ma:taxonomy="true" ma:internalName="lcf76f155ced4ddcb4097134ff3c332f" ma:taxonomyFieldName="MediaServiceImageTags" ma:displayName="Etiquetas de imagen" ma:readOnly="false" ma:fieldId="{5cf76f15-5ced-4ddc-b409-7134ff3c332f}" ma:taxonomyMulti="true" ma:sspId="d33c8c81-5745-4931-bcc4-c2aeafe86780" ma:termSetId="09814cd3-568e-fe90-9814-8d621ff8fb84" ma:anchorId="fba54fb3-c3e1-fe81-a776-ca4b69148c4d" ma:open="true" ma:isKeyword="false">
       <xsd:complexType>
-        <xsd:complexContent>
-          <xsd:extension base="dms:UserMulti">
-            <xsd:sequence>
-              <xsd:element name="UserInfo" minOccurs="0" maxOccurs="unbounded">
-                <xsd:complexType>
-                  <xsd:sequence>
-                    <xsd:element name="DisplayName" type="xsd:string" minOccurs="0"/>
-                    <xsd:element name="AccountId" type="dms:UserId" minOccurs="0" nillable="true"/>
-                    <xsd:element name="AccountType" type="xsd:string" minOccurs="0"/>
-                  </xsd:sequence>
-                </xsd:complexType>
-              </xsd:element>
-            </xsd:sequence>
-          </xsd:extension>
-        </xsd:complexContent>
+        <xsd:sequence>
+          <xsd:element ref="pc:Terms" minOccurs="0" maxOccurs="1"/>
+        </xsd:sequence>
       </xsd:complexType>
     </xsd:element>
-    <xsd:element name="SharedWithDetails" ma:index="9" nillable="true" ma:displayName="Detalles de uso compartido" ma:internalName="SharedWithDetails" ma:readOnly="true">
+    <xsd:element name="MediaServiceOCR" ma:index="18" nillable="true" ma:displayName="Extracted Text" ma:internalName="MediaServiceOCR" ma:readOnly="true">
       <xsd:simpleType>
         <xsd:restriction base="dms:Note">
           <xsd:maxLength value="255"/>
         </xsd:restriction>
       </xsd:simpleType>
     </xsd:element>
-    <xsd:element name="TaxCatchAll" ma:index="20" nillable="true" ma:displayName="Taxonomy Catch All Column" ma:hidden="true" ma:list="{a42ca037-5d13-4729-aeec-4237f141d2d6}" ma:internalName="TaxCatchAll" ma:showField="CatchAllData" ma:web="13c90a0b-73bc-4dc0-be5f-28d77b615beb">
+    <xsd:element name="MediaServiceLocation" ma:index="19" nillable="true" ma:displayName="Location" ma:description="" ma:indexed="true" ma:internalName="MediaServiceLocation" ma:readOnly="true">
+      <xsd:simpleType>
+        <xsd:restriction base="dms:Text"/>
+      </xsd:simpleType>
+    </xsd:element>
+  </xsd:schema>
+  <xsd:schema xmlns:xsd="http://www.w3.org/2001/XMLSchema" xmlns:xs="http://www.w3.org/2001/XMLSchema" xmlns:dms="http://schemas.microsoft.com/office/2006/documentManagement/types" xmlns:pc="http://schemas.microsoft.com/office/infopath/2007/PartnerControls" targetNamespace="67a0edcd-0de5-43ed-8c27-e32f38a00c91" elementFormDefault="qualified">
+    <xsd:import namespace="http://schemas.microsoft.com/office/2006/documentManagement/types"/>
+    <xsd:import namespace="http://schemas.microsoft.com/office/infopath/2007/PartnerControls"/>
+    <xsd:element name="TaxCatchAll" ma:index="17" nillable="true" ma:displayName="Taxonomy Catch All Column" ma:hidden="true" ma:list="{ba3f4dd0-997b-4bf3-ab2c-d58d0ea4cbc8}" ma:internalName="TaxCatchAll" ma:showField="CatchAllData" ma:web="67a0edcd-0de5-43ed-8c27-e32f38a00c91">
       <xsd:complexType>
         <xsd:complexContent>
           <xsd:extension base="dms:MultiChoiceLookup">
@@ -17183,69 +18516,6 @@
           </xsd:extension>
         </xsd:complexContent>
       </xsd:complexType>
-    </xsd:element>
-  </xsd:schema>
-  <xsd:schema xmlns:xsd="http://www.w3.org/2001/XMLSchema" xmlns:xs="http://www.w3.org/2001/XMLSchema" xmlns:dms="http://schemas.microsoft.com/office/2006/documentManagement/types" xmlns:pc="http://schemas.microsoft.com/office/infopath/2007/PartnerControls" targetNamespace="13c93bba-48ce-428c-bfe5-88b42c19b028" elementFormDefault="qualified">
-    <xsd:import namespace="http://schemas.microsoft.com/office/2006/documentManagement/types"/>
-    <xsd:import namespace="http://schemas.microsoft.com/office/infopath/2007/PartnerControls"/>
-    <xsd:element name="MediaServiceMetadata" ma:index="10" nillable="true" ma:displayName="MediaServiceMetadata" ma:hidden="true" ma:internalName="MediaServiceMetadata" ma:readOnly="true">
-      <xsd:simpleType>
-        <xsd:restriction base="dms:Note"/>
-      </xsd:simpleType>
-    </xsd:element>
-    <xsd:element name="MediaServiceFastMetadata" ma:index="11" nillable="true" ma:displayName="MediaServiceFastMetadata" ma:hidden="true" ma:internalName="MediaServiceFastMetadata" ma:readOnly="true">
-      <xsd:simpleType>
-        <xsd:restriction base="dms:Note"/>
-      </xsd:simpleType>
-    </xsd:element>
-    <xsd:element name="MediaServiceSearchProperties" ma:index="12" nillable="true" ma:displayName="MediaServiceSearchProperties" ma:hidden="true" ma:internalName="MediaServiceSearchProperties" ma:readOnly="true">
-      <xsd:simpleType>
-        <xsd:restriction base="dms:Note"/>
-      </xsd:simpleType>
-    </xsd:element>
-    <xsd:element name="MediaServiceObjectDetectorVersions" ma:index="13" nillable="true" ma:displayName="MediaServiceObjectDetectorVersions" ma:hidden="true" ma:indexed="true" ma:internalName="MediaServiceObjectDetectorVersions" ma:readOnly="true">
-      <xsd:simpleType>
-        <xsd:restriction base="dms:Text"/>
-      </xsd:simpleType>
-    </xsd:element>
-    <xsd:element name="MediaServiceDateTaken" ma:index="14" nillable="true" ma:displayName="MediaServiceDateTaken" ma:hidden="true" ma:indexed="true" ma:internalName="MediaServiceDateTaken" ma:readOnly="true">
-      <xsd:simpleType>
-        <xsd:restriction base="dms:Text"/>
-      </xsd:simpleType>
-    </xsd:element>
-    <xsd:element name="MediaServiceGenerationTime" ma:index="15" nillable="true" ma:displayName="MediaServiceGenerationTime" ma:hidden="true" ma:internalName="MediaServiceGenerationTime" ma:readOnly="true">
-      <xsd:simpleType>
-        <xsd:restriction base="dms:Text"/>
-      </xsd:simpleType>
-    </xsd:element>
-    <xsd:element name="MediaServiceEventHashCode" ma:index="16" nillable="true" ma:displayName="MediaServiceEventHashCode" ma:hidden="true" ma:internalName="MediaServiceEventHashCode" ma:readOnly="true">
-      <xsd:simpleType>
-        <xsd:restriction base="dms:Text"/>
-      </xsd:simpleType>
-    </xsd:element>
-    <xsd:element name="MediaLengthInSeconds" ma:index="17" nillable="true" ma:displayName="MediaLengthInSeconds" ma:hidden="true" ma:internalName="MediaLengthInSeconds" ma:readOnly="true">
-      <xsd:simpleType>
-        <xsd:restriction base="dms:Unknown"/>
-      </xsd:simpleType>
-    </xsd:element>
-    <xsd:element name="lcf76f155ced4ddcb4097134ff3c332f" ma:index="19" nillable="true" ma:taxonomy="true" ma:internalName="lcf76f155ced4ddcb4097134ff3c332f" ma:taxonomyFieldName="MediaServiceImageTags" ma:displayName="Etiquetas de imagen" ma:readOnly="false" ma:fieldId="{5cf76f15-5ced-4ddc-b409-7134ff3c332f}" ma:taxonomyMulti="true" ma:sspId="d33c8c81-5745-4931-bcc4-c2aeafe86780" ma:termSetId="09814cd3-568e-fe90-9814-8d621ff8fb84" ma:anchorId="fba54fb3-c3e1-fe81-a776-ca4b69148c4d" ma:open="true" ma:isKeyword="false">
-      <xsd:complexType>
-        <xsd:sequence>
-          <xsd:element ref="pc:Terms" minOccurs="0" maxOccurs="1"/>
-        </xsd:sequence>
-      </xsd:complexType>
-    </xsd:element>
-    <xsd:element name="MediaServiceOCR" ma:index="21" nillable="true" ma:displayName="Extracted Text" ma:internalName="MediaServiceOCR" ma:readOnly="true">
-      <xsd:simpleType>
-        <xsd:restriction base="dms:Note">
-          <xsd:maxLength value="255"/>
-        </xsd:restriction>
-      </xsd:simpleType>
-    </xsd:element>
-    <xsd:element name="MediaServiceLocation" ma:index="22" nillable="true" ma:displayName="Location" ma:description="" ma:indexed="true" ma:internalName="MediaServiceLocation" ma:readOnly="true">
-      <xsd:simpleType>
-        <xsd:restriction base="dms:Text"/>
-      </xsd:simpleType>
     </xsd:element>
   </xsd:schema>
   <xsd:schema xmlns="http://schemas.openxmlformats.org/package/2006/metadata/core-properties" xmlns:xsd="http://www.w3.org/2001/XMLSchema" xmlns:xsi="http://www.w3.org/2001/XMLSchema-instance" xmlns:dc="http://purl.org/dc/elements/1.1/" xmlns:dcterms="http://purl.org/dc/terms/" xmlns:odoc="http://schemas.microsoft.com/internal/obd" targetNamespace="http://schemas.openxmlformats.org/package/2006/metadata/core-properties" elementFormDefault="qualified" attributeFormDefault="unqualified" blockDefault="#all">
@@ -17347,27 +18617,7 @@
 </ct:contentTypeSchema>
 </file>
 
-<file path=customXml/item4.xml><?xml version="1.0" encoding="utf-8"?>
-<?mso-contentType ?>
-<FormTemplates xmlns="http://schemas.microsoft.com/sharepoint/v3/contenttype/forms">
-  <Display>DocumentLibraryForm</Display>
-  <Edit>DocumentLibraryForm</Edit>
-  <New>DocumentLibraryForm</New>
-</FormTemplates>
-</file>
-
 <file path=customXml/itemProps1.xml><?xml version="1.0" encoding="utf-8"?>
-<ds:datastoreItem xmlns:ds="http://schemas.openxmlformats.org/officeDocument/2006/customXml" ds:itemID="{1145D752-ACC1-45E1-AB53-0C756F67FC7F}">
-  <ds:schemaRefs>
-    <ds:schemaRef ds:uri="http://schemas.microsoft.com/office/2006/metadata/properties"/>
-    <ds:schemaRef ds:uri="http://schemas.microsoft.com/office/infopath/2007/PartnerControls"/>
-    <ds:schemaRef ds:uri="adccf511-daff-4bcb-9072-914cedbf4c7e"/>
-    <ds:schemaRef ds:uri="a70d3c18-0869-45a1-9f75-4b4b8f0f32be"/>
-  </ds:schemaRefs>
-</ds:datastoreItem>
-</file>
-
-<file path=customXml/itemProps2.xml><?xml version="1.0" encoding="utf-8"?>
 <ds:datastoreItem xmlns:ds="http://schemas.openxmlformats.org/officeDocument/2006/customXml" ds:itemID="{84F3832F-79D0-40EC-924E-4EC5D33B7AFB}">
   <ds:schemaRefs>
     <ds:schemaRef ds:uri="http://schemas.openxmlformats.org/officeDocument/2006/bibliography"/>
@@ -17375,14 +18625,25 @@
 </ds:datastoreItem>
 </file>
 
-<file path=customXml/itemProps3.xml><?xml version="1.0" encoding="utf-8"?>
-<ds:datastoreItem xmlns:ds="http://schemas.openxmlformats.org/officeDocument/2006/customXml" ds:itemID="{825CDF64-38D9-48C0-B041-FEEE809F17CF}"/>
+<file path=customXml/itemProps2.xml><?xml version="1.0" encoding="utf-8"?>
+<ds:datastoreItem xmlns:ds="http://schemas.openxmlformats.org/officeDocument/2006/customXml" ds:itemID="{1145D752-ACC1-45E1-AB53-0C756F67FC7F}">
+  <ds:schemaRefs>
+    <ds:schemaRef ds:uri="http://schemas.microsoft.com/office/2006/metadata/properties"/>
+    <ds:schemaRef ds:uri="http://schemas.microsoft.com/office/infopath/2007/PartnerControls"/>
+    <ds:schemaRef ds:uri="67a0edcd-0de5-43ed-8c27-e32f38a00c91"/>
+    <ds:schemaRef ds:uri="42760c81-fd8e-4d59-8953-7cdb9f38b14f"/>
+  </ds:schemaRefs>
+</ds:datastoreItem>
 </file>
 
-<file path=customXml/itemProps4.xml><?xml version="1.0" encoding="utf-8"?>
+<file path=customXml/itemProps3.xml><?xml version="1.0" encoding="utf-8"?>
 <ds:datastoreItem xmlns:ds="http://schemas.openxmlformats.org/officeDocument/2006/customXml" ds:itemID="{81CBDEC1-3B00-44ED-AD36-0268077980BA}">
   <ds:schemaRefs>
     <ds:schemaRef ds:uri="http://schemas.microsoft.com/sharepoint/v3/contenttype/forms"/>
   </ds:schemaRefs>
 </ds:datastoreItem>
+</file>
+
+<file path=customXml/itemProps4.xml><?xml version="1.0" encoding="utf-8"?>
+<ds:datastoreItem xmlns:ds="http://schemas.openxmlformats.org/officeDocument/2006/customXml" ds:itemID="{0DCEDFF2-A333-4F4D-8AD0-8799B63F5E8C}"/>
 </file>